--- a/2KYRS/WEB/Zvits/lab1.docx
+++ b/2KYRS/WEB/Zvits/lab1.docx
@@ -1,10 +1,10 @@
 
 <file path=word/document.xml><?xml version="1.0" encoding="utf-8"?>
-<w:document xmlns:wpc="http://schemas.microsoft.com/office/word/2010/wordprocessingCanvas" xmlns:cx="http://schemas.microsoft.com/office/drawing/2014/chartex" xmlns:cx1="http://schemas.microsoft.com/office/drawing/2015/9/8/chartex" xmlns:cx2="http://schemas.microsoft.com/office/drawing/2015/10/21/chartex" xmlns:cx3="http://schemas.microsoft.com/office/drawing/2016/5/9/chartex" xmlns:cx4="http://schemas.microsoft.com/office/drawing/2016/5/10/chartex" xmlns:cx5="http://schemas.microsoft.com/office/drawing/2016/5/11/chartex" xmlns:cx6="http://schemas.microsoft.com/office/drawing/2016/5/12/chartex" xmlns:cx7="http://schemas.microsoft.com/office/drawing/2016/5/13/chartex" xmlns:cx8="http://schemas.microsoft.com/office/drawing/2016/5/14/chartex" xmlns:mc="http://schemas.openxmlformats.org/markup-compatibility/2006" xmlns:aink="http://schemas.microsoft.com/office/drawing/2016/ink" xmlns:am3d="http://schemas.microsoft.com/office/drawing/2017/model3d" xmlns:o="urn:schemas-microsoft-com:office:office" xmlns:oel="http://schemas.microsoft.com/office/2019/extlst" xmlns:r="http://schemas.openxmlformats.org/officeDocument/2006/relationships" xmlns:m="http://schemas.openxmlformats.org/officeDocument/2006/math" xmlns:v="urn:schemas-microsoft-com:vml" xmlns:wp14="http://schemas.microsoft.com/office/word/2010/wordprocessingDrawing" xmlns:wp="http://schemas.openxmlformats.org/drawingml/2006/wordprocessingDrawing" xmlns:w10="urn:schemas-microsoft-com:office:word" xmlns:w="http://schemas.openxmlformats.org/wordprocessingml/2006/main" xmlns:w14="http://schemas.microsoft.com/office/word/2010/wordml" xmlns:w15="http://schemas.microsoft.com/office/word/2012/wordml" xmlns:w16cex="http://schemas.microsoft.com/office/word/2018/wordml/cex" xmlns:w16cid="http://schemas.microsoft.com/office/word/2016/wordml/cid" xmlns:w16="http://schemas.microsoft.com/office/word/2018/wordml" xmlns:w16du="http://schemas.microsoft.com/office/word/2023/wordml/word16du" xmlns:w16sdtdh="http://schemas.microsoft.com/office/word/2020/wordml/sdtdatahash" xmlns:w16sdtfl="http://schemas.microsoft.com/office/word/2024/wordml/sdtformatlock" xmlns:w16se="http://schemas.microsoft.com/office/word/2015/wordml/symex" xmlns:wpg="http://schemas.microsoft.com/office/word/2010/wordprocessingGroup" xmlns:wpi="http://schemas.microsoft.com/office/word/2010/wordprocessingInk" xmlns:wne="http://schemas.microsoft.com/office/word/2006/wordml" xmlns:wps="http://schemas.microsoft.com/office/word/2010/wordprocessingShape" mc:Ignorable="w14 w15 w16se w16cid w16 w16cex w16sdtdh w16sdtfl w16du wp14">
+<w:document xmlns:wpc="http://schemas.microsoft.com/office/word/2010/wordprocessingCanvas" xmlns:cx="http://schemas.microsoft.com/office/drawing/2014/chartex" xmlns:cx1="http://schemas.microsoft.com/office/drawing/2015/9/8/chartex" xmlns:cx2="http://schemas.microsoft.com/office/drawing/2015/10/21/chartex" xmlns:cx3="http://schemas.microsoft.com/office/drawing/2016/5/9/chartex" xmlns:cx4="http://schemas.microsoft.com/office/drawing/2016/5/10/chartex" xmlns:cx5="http://schemas.microsoft.com/office/drawing/2016/5/11/chartex" xmlns:cx6="http://schemas.microsoft.com/office/drawing/2016/5/12/chartex" xmlns:cx7="http://schemas.microsoft.com/office/drawing/2016/5/13/chartex" xmlns:cx8="http://schemas.microsoft.com/office/drawing/2016/5/14/chartex" xmlns:mc="http://schemas.openxmlformats.org/markup-compatibility/2006" xmlns:aink="http://schemas.microsoft.com/office/drawing/2016/ink" xmlns:am3d="http://schemas.microsoft.com/office/drawing/2017/model3d" xmlns:o="urn:schemas-microsoft-com:office:office" xmlns:oel="http://schemas.microsoft.com/office/2019/extlst" xmlns:r="http://schemas.openxmlformats.org/officeDocument/2006/relationships" xmlns:m="http://schemas.openxmlformats.org/officeDocument/2006/math" xmlns:v="urn:schemas-microsoft-com:vml" xmlns:wp14="http://schemas.microsoft.com/office/word/2010/wordprocessingDrawing" xmlns:wp="http://schemas.openxmlformats.org/drawingml/2006/wordprocessingDrawing" xmlns:w10="urn:schemas-microsoft-com:office:word" xmlns:w="http://schemas.openxmlformats.org/wordprocessingml/2006/main" xmlns:w14="http://schemas.microsoft.com/office/word/2010/wordml" xmlns:w15="http://schemas.microsoft.com/office/word/2012/wordml" xmlns:w16cex="http://schemas.microsoft.com/office/word/2018/wordml/cex" xmlns:w16cid="http://schemas.microsoft.com/office/word/2016/wordml/cid" xmlns:w16="http://schemas.microsoft.com/office/word/2018/wordml" xmlns:w16sdtdh="http://schemas.microsoft.com/office/word/2020/wordml/sdtdatahash" xmlns:w16se="http://schemas.microsoft.com/office/word/2015/wordml/symex" xmlns:wpg="http://schemas.microsoft.com/office/word/2010/wordprocessingGroup" xmlns:wpi="http://schemas.microsoft.com/office/word/2010/wordprocessingInk" xmlns:wne="http://schemas.microsoft.com/office/word/2006/wordml" xmlns:wps="http://schemas.microsoft.com/office/word/2010/wordprocessingShape" mc:Ignorable="w14 w15 w16se w16cid w16 w16cex w16sdtdh wp14">
   <w:body>
     <w:tbl>
       <w:tblPr>
-        <w:tblStyle w:val="TableGrid"/>
+        <w:tblStyle w:val="a6"/>
         <w:tblW w:w="0" w:type="auto"/>
         <w:tblLook w:val="04A0" w:firstRow="1" w:lastRow="0" w:firstColumn="1" w:lastColumn="0" w:noHBand="0" w:noVBand="1"/>
       </w:tblPr>
@@ -295,7 +295,7 @@
             <w:pPr>
               <w:spacing w:line="360" w:lineRule="auto"/>
               <w:rPr>
-                <w:lang w:val="en-US"/>
+                <w:lang w:val="ru-RU"/>
               </w:rPr>
             </w:pPr>
             <w:r>
@@ -665,6 +665,7 @@
       <w:r>
         <w:rPr>
           <w:rFonts w:eastAsia="Times New Roman" w:cs="Times New Roman"/>
+          <w:noProof/>
           <w:szCs w:val="28"/>
           <w:lang w:val="ru-RU" w:eastAsia="uk-UA"/>
         </w:rPr>
@@ -733,9 +734,6 @@
         <w:fldChar w:fldCharType="end"/>
       </w:r>
       <w:r>
-        <w:rPr>
-          <w:lang w:val="ru-RU"/>
-        </w:rPr>
         <w:t xml:space="preserve"> </w:t>
       </w:r>
       <w:r>
@@ -752,44 +750,108 @@
         <w:rPr>
           <w:rFonts w:eastAsia="Times New Roman" w:cs="Times New Roman"/>
           <w:szCs w:val="28"/>
-          <w:lang w:val="ru-RU" w:eastAsia="uk-UA"/>
-        </w:rPr>
-      </w:pPr>
-    </w:p>
-    <w:p>
-      <w:pPr>
-        <w:spacing w:after="0" w:line="360" w:lineRule="auto"/>
-        <w:rPr>
-          <w:rFonts w:ascii="Courier New" w:eastAsia="Times New Roman" w:hAnsi="Courier New" w:cs="Courier New"/>
-          <w:szCs w:val="28"/>
-          <w:lang w:val="en-US" w:eastAsia="uk-UA"/>
-        </w:rPr>
-      </w:pPr>
-      <w:r>
-        <w:rPr>
-          <w:rFonts w:ascii="Courier New" w:eastAsia="Times New Roman" w:hAnsi="Courier New" w:cs="Courier New"/>
-          <w:szCs w:val="28"/>
-          <w:lang w:val="en-US" w:eastAsia="uk-UA"/>
-        </w:rPr>
-        <w:t>&lt;!DOCTYPE html&gt;</w:t>
-      </w:r>
-    </w:p>
-    <w:p>
-      <w:pPr>
-        <w:spacing w:after="0" w:line="360" w:lineRule="auto"/>
-        <w:rPr>
-          <w:rFonts w:ascii="Courier New" w:eastAsia="Times New Roman" w:hAnsi="Courier New" w:cs="Courier New"/>
-          <w:szCs w:val="28"/>
-          <w:lang w:val="en-US" w:eastAsia="uk-UA"/>
-        </w:rPr>
-      </w:pPr>
-      <w:r>
-        <w:rPr>
-          <w:rFonts w:ascii="Courier New" w:eastAsia="Times New Roman" w:hAnsi="Courier New" w:cs="Courier New"/>
-          <w:szCs w:val="28"/>
-          <w:lang w:val="en-US" w:eastAsia="uk-UA"/>
-        </w:rPr>
-        <w:t>&lt;html lang="</w:t>
+          <w:lang w:eastAsia="uk-UA"/>
+        </w:rPr>
+      </w:pPr>
+    </w:p>
+    <w:p>
+      <w:pPr>
+        <w:spacing w:after="0" w:line="360" w:lineRule="auto"/>
+        <w:rPr>
+          <w:rFonts w:ascii="Courier New" w:eastAsia="Times New Roman" w:hAnsi="Courier New" w:cs="Courier New"/>
+          <w:szCs w:val="28"/>
+          <w:lang w:eastAsia="uk-UA"/>
+        </w:rPr>
+      </w:pPr>
+      <w:r>
+        <w:rPr>
+          <w:rFonts w:ascii="Courier New" w:eastAsia="Times New Roman" w:hAnsi="Courier New" w:cs="Courier New"/>
+          <w:szCs w:val="28"/>
+          <w:lang w:eastAsia="uk-UA"/>
+        </w:rPr>
+        <w:t>&lt;!</w:t>
+      </w:r>
+      <w:r>
+        <w:rPr>
+          <w:rFonts w:ascii="Courier New" w:eastAsia="Times New Roman" w:hAnsi="Courier New" w:cs="Courier New"/>
+          <w:szCs w:val="28"/>
+          <w:lang w:val="en-US" w:eastAsia="uk-UA"/>
+        </w:rPr>
+        <w:t>DOCTYPE</w:t>
+      </w:r>
+      <w:r>
+        <w:rPr>
+          <w:rFonts w:ascii="Courier New" w:eastAsia="Times New Roman" w:hAnsi="Courier New" w:cs="Courier New"/>
+          <w:szCs w:val="28"/>
+          <w:lang w:eastAsia="uk-UA"/>
+        </w:rPr>
+        <w:t xml:space="preserve"> </w:t>
+      </w:r>
+      <w:r>
+        <w:rPr>
+          <w:rFonts w:ascii="Courier New" w:eastAsia="Times New Roman" w:hAnsi="Courier New" w:cs="Courier New"/>
+          <w:szCs w:val="28"/>
+          <w:lang w:val="en-US" w:eastAsia="uk-UA"/>
+        </w:rPr>
+        <w:t>html</w:t>
+      </w:r>
+      <w:r>
+        <w:rPr>
+          <w:rFonts w:ascii="Courier New" w:eastAsia="Times New Roman" w:hAnsi="Courier New" w:cs="Courier New"/>
+          <w:szCs w:val="28"/>
+          <w:lang w:eastAsia="uk-UA"/>
+        </w:rPr>
+        <w:t>&gt;</w:t>
+      </w:r>
+    </w:p>
+    <w:p>
+      <w:pPr>
+        <w:spacing w:after="0" w:line="360" w:lineRule="auto"/>
+        <w:rPr>
+          <w:rFonts w:ascii="Courier New" w:eastAsia="Times New Roman" w:hAnsi="Courier New" w:cs="Courier New"/>
+          <w:szCs w:val="28"/>
+          <w:lang w:eastAsia="uk-UA"/>
+        </w:rPr>
+      </w:pPr>
+      <w:r>
+        <w:rPr>
+          <w:rFonts w:ascii="Courier New" w:eastAsia="Times New Roman" w:hAnsi="Courier New" w:cs="Courier New"/>
+          <w:szCs w:val="28"/>
+          <w:lang w:eastAsia="uk-UA"/>
+        </w:rPr>
+        <w:t>&lt;</w:t>
+      </w:r>
+      <w:r>
+        <w:rPr>
+          <w:rFonts w:ascii="Courier New" w:eastAsia="Times New Roman" w:hAnsi="Courier New" w:cs="Courier New"/>
+          <w:szCs w:val="28"/>
+          <w:lang w:val="en-US" w:eastAsia="uk-UA"/>
+        </w:rPr>
+        <w:t>html</w:t>
+      </w:r>
+      <w:r>
+        <w:rPr>
+          <w:rFonts w:ascii="Courier New" w:eastAsia="Times New Roman" w:hAnsi="Courier New" w:cs="Courier New"/>
+          <w:szCs w:val="28"/>
+          <w:lang w:eastAsia="uk-UA"/>
+        </w:rPr>
+        <w:t xml:space="preserve"> </w:t>
+      </w:r>
+      <w:r>
+        <w:rPr>
+          <w:rFonts w:ascii="Courier New" w:eastAsia="Times New Roman" w:hAnsi="Courier New" w:cs="Courier New"/>
+          <w:szCs w:val="28"/>
+          <w:lang w:val="en-US" w:eastAsia="uk-UA"/>
+        </w:rPr>
+        <w:t>lang</w:t>
+      </w:r>
+      <w:r>
+        <w:rPr>
+          <w:rFonts w:ascii="Courier New" w:eastAsia="Times New Roman" w:hAnsi="Courier New" w:cs="Courier New"/>
+          <w:szCs w:val="28"/>
+          <w:lang w:eastAsia="uk-UA"/>
+        </w:rPr>
+        <w:t>="</w:t>
       </w:r>
       <w:proofErr w:type="spellStart"/>
       <w:r>
@@ -805,7 +867,7 @@
         <w:rPr>
           <w:rFonts w:ascii="Courier New" w:eastAsia="Times New Roman" w:hAnsi="Courier New" w:cs="Courier New"/>
           <w:szCs w:val="28"/>
-          <w:lang w:val="en-US" w:eastAsia="uk-UA"/>
+          <w:lang w:eastAsia="uk-UA"/>
         </w:rPr>
         <w:t>"&gt;</w:t>
       </w:r>
@@ -816,345 +878,355 @@
         <w:rPr>
           <w:rFonts w:ascii="Courier New" w:eastAsia="Times New Roman" w:hAnsi="Courier New" w:cs="Courier New"/>
           <w:szCs w:val="28"/>
-          <w:lang w:val="en-US" w:eastAsia="uk-UA"/>
-        </w:rPr>
-      </w:pPr>
-      <w:r>
-        <w:rPr>
-          <w:rFonts w:ascii="Courier New" w:eastAsia="Times New Roman" w:hAnsi="Courier New" w:cs="Courier New"/>
-          <w:szCs w:val="28"/>
-          <w:lang w:val="en-US" w:eastAsia="uk-UA"/>
-        </w:rPr>
-        <w:t>&lt;head&gt;</w:t>
-      </w:r>
-    </w:p>
-    <w:p>
-      <w:pPr>
-        <w:spacing w:after="0" w:line="360" w:lineRule="auto"/>
-        <w:rPr>
-          <w:rFonts w:ascii="Courier New" w:eastAsia="Times New Roman" w:hAnsi="Courier New" w:cs="Courier New"/>
-          <w:szCs w:val="28"/>
-          <w:lang w:val="en-US" w:eastAsia="uk-UA"/>
-        </w:rPr>
-      </w:pPr>
-      <w:r>
-        <w:rPr>
-          <w:rFonts w:ascii="Courier New" w:eastAsia="Times New Roman" w:hAnsi="Courier New" w:cs="Courier New"/>
-          <w:szCs w:val="28"/>
-          <w:lang w:val="en-US" w:eastAsia="uk-UA"/>
-        </w:rPr>
-        <w:t xml:space="preserve">    &lt;meta charset="utf-8"&gt;</w:t>
-      </w:r>
-    </w:p>
-    <w:p>
-      <w:pPr>
-        <w:spacing w:after="0" w:line="360" w:lineRule="auto"/>
-        <w:rPr>
-          <w:rFonts w:ascii="Courier New" w:eastAsia="Times New Roman" w:hAnsi="Courier New" w:cs="Courier New"/>
-          <w:szCs w:val="28"/>
-          <w:lang w:val="en-US" w:eastAsia="uk-UA"/>
-        </w:rPr>
-      </w:pPr>
-      <w:r>
-        <w:rPr>
-          <w:rFonts w:ascii="Courier New" w:eastAsia="Times New Roman" w:hAnsi="Courier New" w:cs="Courier New"/>
-          <w:szCs w:val="28"/>
-          <w:lang w:val="en-US" w:eastAsia="uk-UA"/>
+          <w:lang w:eastAsia="uk-UA"/>
+        </w:rPr>
+      </w:pPr>
+      <w:r>
+        <w:rPr>
+          <w:rFonts w:ascii="Courier New" w:eastAsia="Times New Roman" w:hAnsi="Courier New" w:cs="Courier New"/>
+          <w:szCs w:val="28"/>
+          <w:lang w:eastAsia="uk-UA"/>
+        </w:rPr>
+        <w:t>&lt;</w:t>
+      </w:r>
+      <w:r>
+        <w:rPr>
+          <w:rFonts w:ascii="Courier New" w:eastAsia="Times New Roman" w:hAnsi="Courier New" w:cs="Courier New"/>
+          <w:szCs w:val="28"/>
+          <w:lang w:val="en-US" w:eastAsia="uk-UA"/>
+        </w:rPr>
+        <w:t>head</w:t>
+      </w:r>
+      <w:r>
+        <w:rPr>
+          <w:rFonts w:ascii="Courier New" w:eastAsia="Times New Roman" w:hAnsi="Courier New" w:cs="Courier New"/>
+          <w:szCs w:val="28"/>
+          <w:lang w:eastAsia="uk-UA"/>
+        </w:rPr>
+        <w:t>&gt;</w:t>
+      </w:r>
+    </w:p>
+    <w:p>
+      <w:pPr>
+        <w:spacing w:after="0" w:line="360" w:lineRule="auto"/>
+        <w:rPr>
+          <w:rFonts w:ascii="Courier New" w:eastAsia="Times New Roman" w:hAnsi="Courier New" w:cs="Courier New"/>
+          <w:szCs w:val="28"/>
+          <w:lang w:eastAsia="uk-UA"/>
+        </w:rPr>
+      </w:pPr>
+      <w:r>
+        <w:rPr>
+          <w:rFonts w:ascii="Courier New" w:eastAsia="Times New Roman" w:hAnsi="Courier New" w:cs="Courier New"/>
+          <w:szCs w:val="28"/>
+          <w:lang w:eastAsia="uk-UA"/>
+        </w:rPr>
+        <w:t xml:space="preserve">    &lt;</w:t>
+      </w:r>
+      <w:r>
+        <w:rPr>
+          <w:rFonts w:ascii="Courier New" w:eastAsia="Times New Roman" w:hAnsi="Courier New" w:cs="Courier New"/>
+          <w:szCs w:val="28"/>
+          <w:lang w:val="en-US" w:eastAsia="uk-UA"/>
+        </w:rPr>
+        <w:t>meta</w:t>
+      </w:r>
+      <w:r>
+        <w:rPr>
+          <w:rFonts w:ascii="Courier New" w:eastAsia="Times New Roman" w:hAnsi="Courier New" w:cs="Courier New"/>
+          <w:szCs w:val="28"/>
+          <w:lang w:eastAsia="uk-UA"/>
+        </w:rPr>
+        <w:t xml:space="preserve"> </w:t>
+      </w:r>
+      <w:r>
+        <w:rPr>
+          <w:rFonts w:ascii="Courier New" w:eastAsia="Times New Roman" w:hAnsi="Courier New" w:cs="Courier New"/>
+          <w:szCs w:val="28"/>
+          <w:lang w:val="en-US" w:eastAsia="uk-UA"/>
+        </w:rPr>
+        <w:t>charset</w:t>
+      </w:r>
+      <w:r>
+        <w:rPr>
+          <w:rFonts w:ascii="Courier New" w:eastAsia="Times New Roman" w:hAnsi="Courier New" w:cs="Courier New"/>
+          <w:szCs w:val="28"/>
+          <w:lang w:eastAsia="uk-UA"/>
+        </w:rPr>
+        <w:t>="</w:t>
+      </w:r>
+      <w:proofErr w:type="spellStart"/>
+      <w:r>
+        <w:rPr>
+          <w:rFonts w:ascii="Courier New" w:eastAsia="Times New Roman" w:hAnsi="Courier New" w:cs="Courier New"/>
+          <w:szCs w:val="28"/>
+          <w:lang w:val="en-US" w:eastAsia="uk-UA"/>
+        </w:rPr>
+        <w:t>utf</w:t>
+      </w:r>
+      <w:proofErr w:type="spellEnd"/>
+      <w:r>
+        <w:rPr>
+          <w:rFonts w:ascii="Courier New" w:eastAsia="Times New Roman" w:hAnsi="Courier New" w:cs="Courier New"/>
+          <w:szCs w:val="28"/>
+          <w:lang w:eastAsia="uk-UA"/>
+        </w:rPr>
+        <w:t>-8"&gt;</w:t>
+      </w:r>
+    </w:p>
+    <w:p>
+      <w:pPr>
+        <w:spacing w:after="0" w:line="360" w:lineRule="auto"/>
+        <w:rPr>
+          <w:rFonts w:ascii="Courier New" w:eastAsia="Times New Roman" w:hAnsi="Courier New" w:cs="Courier New"/>
+          <w:szCs w:val="28"/>
+          <w:lang w:eastAsia="uk-UA"/>
+        </w:rPr>
+      </w:pPr>
+      <w:r>
+        <w:rPr>
+          <w:rFonts w:ascii="Courier New" w:eastAsia="Times New Roman" w:hAnsi="Courier New" w:cs="Courier New"/>
+          <w:szCs w:val="28"/>
+          <w:lang w:eastAsia="uk-UA"/>
         </w:rPr>
         <w:lastRenderedPageBreak/>
-        <w:t xml:space="preserve">    &lt;title&gt;</w:t>
-      </w:r>
-      <w:r>
-        <w:rPr>
-          <w:rFonts w:ascii="Courier New" w:eastAsia="Times New Roman" w:hAnsi="Courier New" w:cs="Courier New"/>
-          <w:szCs w:val="28"/>
-          <w:lang w:val="ru-RU" w:eastAsia="uk-UA"/>
-        </w:rPr>
-        <w:t>Лабораторна</w:t>
-      </w:r>
-      <w:r>
-        <w:rPr>
-          <w:rFonts w:ascii="Courier New" w:eastAsia="Times New Roman" w:hAnsi="Courier New" w:cs="Courier New"/>
-          <w:szCs w:val="28"/>
-          <w:lang w:val="en-US" w:eastAsia="uk-UA"/>
-        </w:rPr>
-        <w:t xml:space="preserve"> </w:t>
-      </w:r>
-      <w:r>
-        <w:rPr>
-          <w:rFonts w:ascii="Courier New" w:eastAsia="Times New Roman" w:hAnsi="Courier New" w:cs="Courier New"/>
-          <w:szCs w:val="28"/>
-          <w:lang w:val="ru-RU" w:eastAsia="uk-UA"/>
-        </w:rPr>
-        <w:t>робота</w:t>
-      </w:r>
-      <w:r>
-        <w:rPr>
-          <w:rFonts w:ascii="Courier New" w:eastAsia="Times New Roman" w:hAnsi="Courier New" w:cs="Courier New"/>
-          <w:szCs w:val="28"/>
-          <w:lang w:val="en-US" w:eastAsia="uk-UA"/>
-        </w:rPr>
-        <w:t xml:space="preserve"> №1 — </w:t>
-      </w:r>
-      <w:r>
-        <w:rPr>
-          <w:rFonts w:ascii="Courier New" w:eastAsia="Times New Roman" w:hAnsi="Courier New" w:cs="Courier New"/>
-          <w:szCs w:val="28"/>
-          <w:lang w:val="ru-RU" w:eastAsia="uk-UA"/>
-        </w:rPr>
-        <w:t>Робота</w:t>
-      </w:r>
-      <w:r>
-        <w:rPr>
-          <w:rFonts w:ascii="Courier New" w:eastAsia="Times New Roman" w:hAnsi="Courier New" w:cs="Courier New"/>
-          <w:szCs w:val="28"/>
-          <w:lang w:val="en-US" w:eastAsia="uk-UA"/>
-        </w:rPr>
-        <w:t xml:space="preserve"> </w:t>
-      </w:r>
-      <w:r>
-        <w:rPr>
-          <w:rFonts w:ascii="Courier New" w:eastAsia="Times New Roman" w:hAnsi="Courier New" w:cs="Courier New"/>
-          <w:szCs w:val="28"/>
-          <w:lang w:val="ru-RU" w:eastAsia="uk-UA"/>
-        </w:rPr>
-        <w:t>з</w:t>
-      </w:r>
-      <w:r>
-        <w:rPr>
-          <w:rFonts w:ascii="Courier New" w:eastAsia="Times New Roman" w:hAnsi="Courier New" w:cs="Courier New"/>
-          <w:szCs w:val="28"/>
-          <w:lang w:val="en-US" w:eastAsia="uk-UA"/>
-        </w:rPr>
-        <w:t xml:space="preserve"> </w:t>
-      </w:r>
-      <w:r>
-        <w:rPr>
-          <w:rFonts w:ascii="Courier New" w:eastAsia="Times New Roman" w:hAnsi="Courier New" w:cs="Courier New"/>
-          <w:szCs w:val="28"/>
-          <w:lang w:val="ru-RU" w:eastAsia="uk-UA"/>
-        </w:rPr>
-        <w:t>текстом</w:t>
-      </w:r>
-      <w:r>
-        <w:rPr>
-          <w:rFonts w:ascii="Courier New" w:eastAsia="Times New Roman" w:hAnsi="Courier New" w:cs="Courier New"/>
-          <w:szCs w:val="28"/>
-          <w:lang w:val="en-US" w:eastAsia="uk-UA"/>
-        </w:rPr>
-        <w:t>&lt;/title&gt;</w:t>
-      </w:r>
-    </w:p>
-    <w:p>
-      <w:pPr>
-        <w:spacing w:after="0" w:line="360" w:lineRule="auto"/>
-        <w:rPr>
-          <w:rFonts w:ascii="Courier New" w:eastAsia="Times New Roman" w:hAnsi="Courier New" w:cs="Courier New"/>
-          <w:szCs w:val="28"/>
-          <w:lang w:val="en-US" w:eastAsia="uk-UA"/>
-        </w:rPr>
-      </w:pPr>
-      <w:r>
-        <w:rPr>
-          <w:rFonts w:ascii="Courier New" w:eastAsia="Times New Roman" w:hAnsi="Courier New" w:cs="Courier New"/>
-          <w:szCs w:val="28"/>
-          <w:lang w:val="en-US" w:eastAsia="uk-UA"/>
-        </w:rPr>
-        <w:t>&lt;/head&gt;</w:t>
-      </w:r>
-    </w:p>
-    <w:p>
-      <w:pPr>
-        <w:spacing w:after="0" w:line="360" w:lineRule="auto"/>
-        <w:rPr>
-          <w:rFonts w:ascii="Courier New" w:eastAsia="Times New Roman" w:hAnsi="Courier New" w:cs="Courier New"/>
-          <w:szCs w:val="28"/>
-          <w:lang w:val="en-US" w:eastAsia="uk-UA"/>
-        </w:rPr>
-      </w:pPr>
-      <w:r>
-        <w:rPr>
-          <w:rFonts w:ascii="Courier New" w:eastAsia="Times New Roman" w:hAnsi="Courier New" w:cs="Courier New"/>
-          <w:szCs w:val="28"/>
-          <w:lang w:val="en-US" w:eastAsia="uk-UA"/>
-        </w:rPr>
-        <w:t>&lt;body&gt;</w:t>
-      </w:r>
-    </w:p>
-    <w:p>
-      <w:pPr>
-        <w:spacing w:after="0" w:line="360" w:lineRule="auto"/>
-        <w:rPr>
-          <w:rFonts w:ascii="Courier New" w:eastAsia="Times New Roman" w:hAnsi="Courier New" w:cs="Courier New"/>
-          <w:szCs w:val="28"/>
-          <w:lang w:val="en-US" w:eastAsia="uk-UA"/>
-        </w:rPr>
-      </w:pPr>
-    </w:p>
-    <w:p>
-      <w:pPr>
-        <w:spacing w:after="0" w:line="360" w:lineRule="auto"/>
-        <w:rPr>
-          <w:rFonts w:ascii="Courier New" w:eastAsia="Times New Roman" w:hAnsi="Courier New" w:cs="Courier New"/>
-          <w:szCs w:val="28"/>
-          <w:lang w:val="en-US" w:eastAsia="uk-UA"/>
-        </w:rPr>
-      </w:pPr>
-      <w:r>
-        <w:rPr>
-          <w:rFonts w:ascii="Courier New" w:eastAsia="Times New Roman" w:hAnsi="Courier New" w:cs="Courier New"/>
-          <w:szCs w:val="28"/>
-          <w:lang w:val="en-US" w:eastAsia="uk-UA"/>
-        </w:rPr>
-        <w:t xml:space="preserve">    &lt;header&gt;</w:t>
-      </w:r>
-    </w:p>
-    <w:p>
-      <w:pPr>
-        <w:spacing w:after="0" w:line="360" w:lineRule="auto"/>
-        <w:rPr>
-          <w:rFonts w:ascii="Courier New" w:eastAsia="Times New Roman" w:hAnsi="Courier New" w:cs="Courier New"/>
-          <w:szCs w:val="28"/>
-          <w:lang w:val="en-US" w:eastAsia="uk-UA"/>
-        </w:rPr>
-      </w:pPr>
-      <w:r>
-        <w:rPr>
-          <w:rFonts w:ascii="Courier New" w:eastAsia="Times New Roman" w:hAnsi="Courier New" w:cs="Courier New"/>
-          <w:szCs w:val="28"/>
-          <w:lang w:val="en-US" w:eastAsia="uk-UA"/>
-        </w:rPr>
-        <w:t xml:space="preserve">        &lt;h1&gt;</w:t>
-      </w:r>
-      <w:r>
-        <w:rPr>
-          <w:rFonts w:ascii="Courier New" w:eastAsia="Times New Roman" w:hAnsi="Courier New" w:cs="Courier New"/>
-          <w:szCs w:val="28"/>
-          <w:lang w:val="ru-RU" w:eastAsia="uk-UA"/>
-        </w:rPr>
-        <w:t>Лабораторна</w:t>
-      </w:r>
-      <w:r>
-        <w:rPr>
-          <w:rFonts w:ascii="Courier New" w:eastAsia="Times New Roman" w:hAnsi="Courier New" w:cs="Courier New"/>
-          <w:szCs w:val="28"/>
-          <w:lang w:val="en-US" w:eastAsia="uk-UA"/>
-        </w:rPr>
-        <w:t xml:space="preserve"> </w:t>
-      </w:r>
-      <w:r>
-        <w:rPr>
-          <w:rFonts w:ascii="Courier New" w:eastAsia="Times New Roman" w:hAnsi="Courier New" w:cs="Courier New"/>
-          <w:szCs w:val="28"/>
-          <w:lang w:val="ru-RU" w:eastAsia="uk-UA"/>
-        </w:rPr>
-        <w:t>робота</w:t>
-      </w:r>
-      <w:r>
-        <w:rPr>
-          <w:rFonts w:ascii="Courier New" w:eastAsia="Times New Roman" w:hAnsi="Courier New" w:cs="Courier New"/>
-          <w:szCs w:val="28"/>
-          <w:lang w:val="en-US" w:eastAsia="uk-UA"/>
-        </w:rPr>
-        <w:t xml:space="preserve"> №1: </w:t>
-      </w:r>
-      <w:r>
-        <w:rPr>
-          <w:rFonts w:ascii="Courier New" w:eastAsia="Times New Roman" w:hAnsi="Courier New" w:cs="Courier New"/>
-          <w:szCs w:val="28"/>
-          <w:lang w:val="ru-RU" w:eastAsia="uk-UA"/>
-        </w:rPr>
-        <w:t>Створення</w:t>
-      </w:r>
-      <w:r>
-        <w:rPr>
-          <w:rFonts w:ascii="Courier New" w:eastAsia="Times New Roman" w:hAnsi="Courier New" w:cs="Courier New"/>
-          <w:szCs w:val="28"/>
-          <w:lang w:val="en-US" w:eastAsia="uk-UA"/>
-        </w:rPr>
-        <w:t xml:space="preserve"> WEB-</w:t>
-      </w:r>
-      <w:r>
-        <w:rPr>
-          <w:rFonts w:ascii="Courier New" w:eastAsia="Times New Roman" w:hAnsi="Courier New" w:cs="Courier New"/>
-          <w:szCs w:val="28"/>
-          <w:lang w:val="ru-RU" w:eastAsia="uk-UA"/>
-        </w:rPr>
-        <w:t>сторінок</w:t>
-      </w:r>
-      <w:r>
-        <w:rPr>
-          <w:rFonts w:ascii="Courier New" w:eastAsia="Times New Roman" w:hAnsi="Courier New" w:cs="Courier New"/>
-          <w:szCs w:val="28"/>
-          <w:lang w:val="en-US" w:eastAsia="uk-UA"/>
-        </w:rPr>
-        <w:t xml:space="preserve"> </w:t>
-      </w:r>
-      <w:r>
-        <w:rPr>
-          <w:rFonts w:ascii="Courier New" w:eastAsia="Times New Roman" w:hAnsi="Courier New" w:cs="Courier New"/>
-          <w:szCs w:val="28"/>
-          <w:lang w:val="ru-RU" w:eastAsia="uk-UA"/>
-        </w:rPr>
-        <w:t>та</w:t>
-      </w:r>
-      <w:r>
-        <w:rPr>
-          <w:rFonts w:ascii="Courier New" w:eastAsia="Times New Roman" w:hAnsi="Courier New" w:cs="Courier New"/>
-          <w:szCs w:val="28"/>
-          <w:lang w:val="en-US" w:eastAsia="uk-UA"/>
-        </w:rPr>
-        <w:t xml:space="preserve"> </w:t>
-      </w:r>
-      <w:r>
-        <w:rPr>
-          <w:rFonts w:ascii="Courier New" w:eastAsia="Times New Roman" w:hAnsi="Courier New" w:cs="Courier New"/>
-          <w:szCs w:val="28"/>
-          <w:lang w:val="ru-RU" w:eastAsia="uk-UA"/>
-        </w:rPr>
-        <w:t>форматування</w:t>
-      </w:r>
-      <w:r>
-        <w:rPr>
-          <w:rFonts w:ascii="Courier New" w:eastAsia="Times New Roman" w:hAnsi="Courier New" w:cs="Courier New"/>
-          <w:szCs w:val="28"/>
-          <w:lang w:val="en-US" w:eastAsia="uk-UA"/>
-        </w:rPr>
-        <w:t xml:space="preserve"> </w:t>
-      </w:r>
-      <w:r>
-        <w:rPr>
-          <w:rFonts w:ascii="Courier New" w:eastAsia="Times New Roman" w:hAnsi="Courier New" w:cs="Courier New"/>
-          <w:szCs w:val="28"/>
-          <w:lang w:val="ru-RU" w:eastAsia="uk-UA"/>
-        </w:rPr>
-        <w:t>тексту</w:t>
-      </w:r>
-      <w:r>
-        <w:rPr>
-          <w:rFonts w:ascii="Courier New" w:eastAsia="Times New Roman" w:hAnsi="Courier New" w:cs="Courier New"/>
-          <w:szCs w:val="28"/>
-          <w:lang w:val="en-US" w:eastAsia="uk-UA"/>
-        </w:rPr>
-        <w:t>&lt;/h1&gt;</w:t>
-      </w:r>
-    </w:p>
-    <w:p>
-      <w:pPr>
-        <w:spacing w:after="0" w:line="360" w:lineRule="auto"/>
-        <w:rPr>
-          <w:rFonts w:ascii="Courier New" w:eastAsia="Times New Roman" w:hAnsi="Courier New" w:cs="Courier New"/>
-          <w:szCs w:val="28"/>
-          <w:lang w:val="en-US" w:eastAsia="uk-UA"/>
-        </w:rPr>
-      </w:pPr>
-      <w:r>
-        <w:rPr>
-          <w:rFonts w:ascii="Courier New" w:eastAsia="Times New Roman" w:hAnsi="Courier New" w:cs="Courier New"/>
-          <w:szCs w:val="28"/>
-          <w:lang w:val="en-US" w:eastAsia="uk-UA"/>
-        </w:rPr>
-        <w:t xml:space="preserve">    &lt;/header&gt;</w:t>
+        <w:t xml:space="preserve">    &lt;</w:t>
+      </w:r>
+      <w:r>
+        <w:rPr>
+          <w:rFonts w:ascii="Courier New" w:eastAsia="Times New Roman" w:hAnsi="Courier New" w:cs="Courier New"/>
+          <w:szCs w:val="28"/>
+          <w:lang w:val="en-US" w:eastAsia="uk-UA"/>
+        </w:rPr>
+        <w:t>title</w:t>
+      </w:r>
+      <w:r>
+        <w:rPr>
+          <w:rFonts w:ascii="Courier New" w:eastAsia="Times New Roman" w:hAnsi="Courier New" w:cs="Courier New"/>
+          <w:szCs w:val="28"/>
+          <w:lang w:eastAsia="uk-UA"/>
+        </w:rPr>
+        <w:t>&gt;Лабораторна робота №1 — Робота з текстом&lt;/</w:t>
+      </w:r>
+      <w:r>
+        <w:rPr>
+          <w:rFonts w:ascii="Courier New" w:eastAsia="Times New Roman" w:hAnsi="Courier New" w:cs="Courier New"/>
+          <w:szCs w:val="28"/>
+          <w:lang w:val="en-US" w:eastAsia="uk-UA"/>
+        </w:rPr>
+        <w:t>title</w:t>
+      </w:r>
+      <w:r>
+        <w:rPr>
+          <w:rFonts w:ascii="Courier New" w:eastAsia="Times New Roman" w:hAnsi="Courier New" w:cs="Courier New"/>
+          <w:szCs w:val="28"/>
+          <w:lang w:eastAsia="uk-UA"/>
+        </w:rPr>
+        <w:t>&gt;</w:t>
+      </w:r>
+    </w:p>
+    <w:p>
+      <w:pPr>
+        <w:spacing w:after="0" w:line="360" w:lineRule="auto"/>
+        <w:rPr>
+          <w:rFonts w:ascii="Courier New" w:eastAsia="Times New Roman" w:hAnsi="Courier New" w:cs="Courier New"/>
+          <w:szCs w:val="28"/>
+          <w:lang w:eastAsia="uk-UA"/>
+        </w:rPr>
+      </w:pPr>
+      <w:r>
+        <w:rPr>
+          <w:rFonts w:ascii="Courier New" w:eastAsia="Times New Roman" w:hAnsi="Courier New" w:cs="Courier New"/>
+          <w:szCs w:val="28"/>
+          <w:lang w:eastAsia="uk-UA"/>
+        </w:rPr>
+        <w:t>&lt;/</w:t>
+      </w:r>
+      <w:r>
+        <w:rPr>
+          <w:rFonts w:ascii="Courier New" w:eastAsia="Times New Roman" w:hAnsi="Courier New" w:cs="Courier New"/>
+          <w:szCs w:val="28"/>
+          <w:lang w:val="en-US" w:eastAsia="uk-UA"/>
+        </w:rPr>
+        <w:t>head</w:t>
+      </w:r>
+      <w:r>
+        <w:rPr>
+          <w:rFonts w:ascii="Courier New" w:eastAsia="Times New Roman" w:hAnsi="Courier New" w:cs="Courier New"/>
+          <w:szCs w:val="28"/>
+          <w:lang w:eastAsia="uk-UA"/>
+        </w:rPr>
+        <w:t>&gt;</w:t>
+      </w:r>
+    </w:p>
+    <w:p>
+      <w:pPr>
+        <w:spacing w:after="0" w:line="360" w:lineRule="auto"/>
+        <w:rPr>
+          <w:rFonts w:ascii="Courier New" w:eastAsia="Times New Roman" w:hAnsi="Courier New" w:cs="Courier New"/>
+          <w:szCs w:val="28"/>
+          <w:lang w:eastAsia="uk-UA"/>
+        </w:rPr>
+      </w:pPr>
+      <w:r>
+        <w:rPr>
+          <w:rFonts w:ascii="Courier New" w:eastAsia="Times New Roman" w:hAnsi="Courier New" w:cs="Courier New"/>
+          <w:szCs w:val="28"/>
+          <w:lang w:eastAsia="uk-UA"/>
+        </w:rPr>
+        <w:t>&lt;</w:t>
+      </w:r>
+      <w:r>
+        <w:rPr>
+          <w:rFonts w:ascii="Courier New" w:eastAsia="Times New Roman" w:hAnsi="Courier New" w:cs="Courier New"/>
+          <w:szCs w:val="28"/>
+          <w:lang w:val="en-US" w:eastAsia="uk-UA"/>
+        </w:rPr>
+        <w:t>body</w:t>
+      </w:r>
+      <w:r>
+        <w:rPr>
+          <w:rFonts w:ascii="Courier New" w:eastAsia="Times New Roman" w:hAnsi="Courier New" w:cs="Courier New"/>
+          <w:szCs w:val="28"/>
+          <w:lang w:eastAsia="uk-UA"/>
+        </w:rPr>
+        <w:t>&gt;</w:t>
+      </w:r>
+    </w:p>
+    <w:p>
+      <w:pPr>
+        <w:spacing w:after="0" w:line="360" w:lineRule="auto"/>
+        <w:rPr>
+          <w:rFonts w:ascii="Courier New" w:eastAsia="Times New Roman" w:hAnsi="Courier New" w:cs="Courier New"/>
+          <w:szCs w:val="28"/>
+          <w:lang w:eastAsia="uk-UA"/>
+        </w:rPr>
+      </w:pPr>
+    </w:p>
+    <w:p>
+      <w:pPr>
+        <w:spacing w:after="0" w:line="360" w:lineRule="auto"/>
+        <w:rPr>
+          <w:rFonts w:ascii="Courier New" w:eastAsia="Times New Roman" w:hAnsi="Courier New" w:cs="Courier New"/>
+          <w:szCs w:val="28"/>
+          <w:lang w:eastAsia="uk-UA"/>
+        </w:rPr>
+      </w:pPr>
+      <w:r>
+        <w:rPr>
+          <w:rFonts w:ascii="Courier New" w:eastAsia="Times New Roman" w:hAnsi="Courier New" w:cs="Courier New"/>
+          <w:szCs w:val="28"/>
+          <w:lang w:eastAsia="uk-UA"/>
+        </w:rPr>
+        <w:t xml:space="preserve">    &lt;</w:t>
+      </w:r>
+      <w:r>
+        <w:rPr>
+          <w:rFonts w:ascii="Courier New" w:eastAsia="Times New Roman" w:hAnsi="Courier New" w:cs="Courier New"/>
+          <w:szCs w:val="28"/>
+          <w:lang w:val="en-US" w:eastAsia="uk-UA"/>
+        </w:rPr>
+        <w:t>header</w:t>
+      </w:r>
+      <w:r>
+        <w:rPr>
+          <w:rFonts w:ascii="Courier New" w:eastAsia="Times New Roman" w:hAnsi="Courier New" w:cs="Courier New"/>
+          <w:szCs w:val="28"/>
+          <w:lang w:eastAsia="uk-UA"/>
+        </w:rPr>
+        <w:t>&gt;</w:t>
+      </w:r>
+    </w:p>
+    <w:p>
+      <w:pPr>
+        <w:spacing w:after="0" w:line="360" w:lineRule="auto"/>
+        <w:rPr>
+          <w:rFonts w:ascii="Courier New" w:eastAsia="Times New Roman" w:hAnsi="Courier New" w:cs="Courier New"/>
+          <w:szCs w:val="28"/>
+          <w:lang w:eastAsia="uk-UA"/>
+        </w:rPr>
+      </w:pPr>
+      <w:r>
+        <w:rPr>
+          <w:rFonts w:ascii="Courier New" w:eastAsia="Times New Roman" w:hAnsi="Courier New" w:cs="Courier New"/>
+          <w:szCs w:val="28"/>
+          <w:lang w:eastAsia="uk-UA"/>
+        </w:rPr>
+        <w:t xml:space="preserve">        &lt;</w:t>
+      </w:r>
+      <w:r>
+        <w:rPr>
+          <w:rFonts w:ascii="Courier New" w:eastAsia="Times New Roman" w:hAnsi="Courier New" w:cs="Courier New"/>
+          <w:szCs w:val="28"/>
+          <w:lang w:val="en-US" w:eastAsia="uk-UA"/>
+        </w:rPr>
+        <w:t>h</w:t>
+      </w:r>
+      <w:r>
+        <w:rPr>
+          <w:rFonts w:ascii="Courier New" w:eastAsia="Times New Roman" w:hAnsi="Courier New" w:cs="Courier New"/>
+          <w:szCs w:val="28"/>
+          <w:lang w:eastAsia="uk-UA"/>
+        </w:rPr>
+        <w:t xml:space="preserve">1&gt;Лабораторна робота №1: Створення </w:t>
+      </w:r>
+      <w:r>
+        <w:rPr>
+          <w:rFonts w:ascii="Courier New" w:eastAsia="Times New Roman" w:hAnsi="Courier New" w:cs="Courier New"/>
+          <w:szCs w:val="28"/>
+          <w:lang w:val="en-US" w:eastAsia="uk-UA"/>
+        </w:rPr>
+        <w:t>WEB</w:t>
+      </w:r>
+      <w:r>
+        <w:rPr>
+          <w:rFonts w:ascii="Courier New" w:eastAsia="Times New Roman" w:hAnsi="Courier New" w:cs="Courier New"/>
+          <w:szCs w:val="28"/>
+          <w:lang w:eastAsia="uk-UA"/>
+        </w:rPr>
+        <w:t>-сторінок та форматування тексту&lt;/</w:t>
+      </w:r>
+      <w:r>
+        <w:rPr>
+          <w:rFonts w:ascii="Courier New" w:eastAsia="Times New Roman" w:hAnsi="Courier New" w:cs="Courier New"/>
+          <w:szCs w:val="28"/>
+          <w:lang w:val="en-US" w:eastAsia="uk-UA"/>
+        </w:rPr>
+        <w:t>h</w:t>
+      </w:r>
+      <w:r>
+        <w:rPr>
+          <w:rFonts w:ascii="Courier New" w:eastAsia="Times New Roman" w:hAnsi="Courier New" w:cs="Courier New"/>
+          <w:szCs w:val="28"/>
+          <w:lang w:eastAsia="uk-UA"/>
+        </w:rPr>
+        <w:t>1&gt;</w:t>
+      </w:r>
+    </w:p>
+    <w:p>
+      <w:pPr>
+        <w:spacing w:after="0" w:line="360" w:lineRule="auto"/>
+        <w:rPr>
+          <w:rFonts w:ascii="Courier New" w:eastAsia="Times New Roman" w:hAnsi="Courier New" w:cs="Courier New"/>
+          <w:szCs w:val="28"/>
+          <w:lang w:val="en-US" w:eastAsia="uk-UA"/>
+        </w:rPr>
+      </w:pPr>
+      <w:r>
+        <w:rPr>
+          <w:rFonts w:ascii="Courier New" w:eastAsia="Times New Roman" w:hAnsi="Courier New" w:cs="Courier New"/>
+          <w:szCs w:val="28"/>
+          <w:lang w:eastAsia="uk-UA"/>
+        </w:rPr>
+        <w:t xml:space="preserve">    </w:t>
+      </w:r>
+      <w:r>
+        <w:rPr>
+          <w:rFonts w:ascii="Courier New" w:eastAsia="Times New Roman" w:hAnsi="Courier New" w:cs="Courier New"/>
+          <w:szCs w:val="28"/>
+          <w:lang w:val="en-US" w:eastAsia="uk-UA"/>
+        </w:rPr>
+        <w:t>&lt;/header&gt;</w:t>
       </w:r>
     </w:p>
     <w:p>
@@ -2256,34 +2328,58 @@
         <w:rPr>
           <w:rFonts w:ascii="Courier New" w:eastAsia="Times New Roman" w:hAnsi="Courier New" w:cs="Courier New"/>
           <w:szCs w:val="28"/>
-          <w:lang w:val="en-US" w:eastAsia="uk-UA"/>
-        </w:rPr>
-      </w:pPr>
-      <w:r>
-        <w:rPr>
-          <w:rFonts w:ascii="Courier New" w:eastAsia="Times New Roman" w:hAnsi="Courier New" w:cs="Courier New"/>
-          <w:szCs w:val="28"/>
-          <w:lang w:val="en-US" w:eastAsia="uk-UA"/>
-        </w:rPr>
-        <w:t xml:space="preserve">        &lt;/section&gt;</w:t>
-      </w:r>
-    </w:p>
-    <w:p>
-      <w:pPr>
-        <w:spacing w:after="0" w:line="360" w:lineRule="auto"/>
-        <w:rPr>
-          <w:rFonts w:ascii="Courier New" w:eastAsia="Times New Roman" w:hAnsi="Courier New" w:cs="Courier New"/>
-          <w:szCs w:val="28"/>
-          <w:lang w:val="en-US" w:eastAsia="uk-UA"/>
-        </w:rPr>
-      </w:pPr>
-      <w:r>
-        <w:rPr>
-          <w:rFonts w:ascii="Courier New" w:eastAsia="Times New Roman" w:hAnsi="Courier New" w:cs="Courier New"/>
-          <w:szCs w:val="28"/>
-          <w:lang w:val="en-US" w:eastAsia="uk-UA"/>
-        </w:rPr>
-        <w:t xml:space="preserve">    &lt;/main&gt;</w:t>
+          <w:lang w:val="ru-RU" w:eastAsia="uk-UA"/>
+        </w:rPr>
+      </w:pPr>
+      <w:r>
+        <w:rPr>
+          <w:rFonts w:ascii="Courier New" w:eastAsia="Times New Roman" w:hAnsi="Courier New" w:cs="Courier New"/>
+          <w:szCs w:val="28"/>
+          <w:lang w:val="ru-RU" w:eastAsia="uk-UA"/>
+        </w:rPr>
+        <w:t xml:space="preserve">        &lt;/</w:t>
+      </w:r>
+      <w:r>
+        <w:rPr>
+          <w:rFonts w:ascii="Courier New" w:eastAsia="Times New Roman" w:hAnsi="Courier New" w:cs="Courier New"/>
+          <w:szCs w:val="28"/>
+          <w:lang w:val="en-US" w:eastAsia="uk-UA"/>
+        </w:rPr>
+        <w:t>section</w:t>
+      </w:r>
+      <w:r>
+        <w:rPr>
+          <w:rFonts w:ascii="Courier New" w:eastAsia="Times New Roman" w:hAnsi="Courier New" w:cs="Courier New"/>
+          <w:szCs w:val="28"/>
+          <w:lang w:val="ru-RU" w:eastAsia="uk-UA"/>
+        </w:rPr>
+        <w:t>&gt;</w:t>
+      </w:r>
+    </w:p>
+    <w:p>
+      <w:pPr>
+        <w:spacing w:after="0" w:line="360" w:lineRule="auto"/>
+        <w:rPr>
+          <w:rFonts w:ascii="Courier New" w:eastAsia="Times New Roman" w:hAnsi="Courier New" w:cs="Courier New"/>
+          <w:szCs w:val="28"/>
+          <w:lang w:val="en-US" w:eastAsia="uk-UA"/>
+        </w:rPr>
+      </w:pPr>
+      <w:r>
+        <w:rPr>
+          <w:rFonts w:ascii="Courier New" w:eastAsia="Times New Roman" w:hAnsi="Courier New" w:cs="Courier New"/>
+          <w:szCs w:val="28"/>
+          <w:lang w:val="ru-RU" w:eastAsia="uk-UA"/>
+        </w:rPr>
+        <w:t xml:space="preserve">    </w:t>
+      </w:r>
+      <w:r>
+        <w:rPr>
+          <w:rFonts w:ascii="Courier New" w:eastAsia="Times New Roman" w:hAnsi="Courier New" w:cs="Courier New"/>
+          <w:szCs w:val="28"/>
+          <w:lang w:val="en-US" w:eastAsia="uk-UA"/>
+        </w:rPr>
+        <w:t>&lt;/main&gt;</w:t>
       </w:r>
     </w:p>
     <w:p>
@@ -2370,7 +2466,7 @@
         <w:rPr>
           <w:rFonts w:ascii="Courier New" w:eastAsia="Times New Roman" w:hAnsi="Courier New" w:cs="Courier New"/>
           <w:szCs w:val="28"/>
-          <w:lang w:val="ru-RU" w:eastAsia="uk-UA"/>
+          <w:lang w:val="en-US" w:eastAsia="uk-UA"/>
         </w:rPr>
       </w:pPr>
       <w:r>
@@ -2385,7 +2481,7 @@
         <w:rPr>
           <w:rFonts w:ascii="Courier New" w:eastAsia="Times New Roman" w:hAnsi="Courier New" w:cs="Courier New"/>
           <w:szCs w:val="28"/>
-          <w:lang w:val="ru-RU" w:eastAsia="uk-UA"/>
+          <w:lang w:val="en-US" w:eastAsia="uk-UA"/>
         </w:rPr>
         <w:t>&lt;/footer&gt;</w:t>
       </w:r>
@@ -2396,24 +2492,24 @@
         <w:rPr>
           <w:rFonts w:ascii="Courier New" w:eastAsia="Times New Roman" w:hAnsi="Courier New" w:cs="Courier New"/>
           <w:szCs w:val="28"/>
-          <w:lang w:val="ru-RU" w:eastAsia="uk-UA"/>
-        </w:rPr>
-      </w:pPr>
-    </w:p>
-    <w:p>
-      <w:pPr>
-        <w:spacing w:after="0" w:line="360" w:lineRule="auto"/>
-        <w:rPr>
-          <w:rFonts w:ascii="Courier New" w:eastAsia="Times New Roman" w:hAnsi="Courier New" w:cs="Courier New"/>
-          <w:szCs w:val="28"/>
-          <w:lang w:val="ru-RU" w:eastAsia="uk-UA"/>
-        </w:rPr>
-      </w:pPr>
-      <w:r>
-        <w:rPr>
-          <w:rFonts w:ascii="Courier New" w:eastAsia="Times New Roman" w:hAnsi="Courier New" w:cs="Courier New"/>
-          <w:szCs w:val="28"/>
-          <w:lang w:val="ru-RU" w:eastAsia="uk-UA"/>
+          <w:lang w:val="en-US" w:eastAsia="uk-UA"/>
+        </w:rPr>
+      </w:pPr>
+    </w:p>
+    <w:p>
+      <w:pPr>
+        <w:spacing w:after="0" w:line="360" w:lineRule="auto"/>
+        <w:rPr>
+          <w:rFonts w:ascii="Courier New" w:eastAsia="Times New Roman" w:hAnsi="Courier New" w:cs="Courier New"/>
+          <w:szCs w:val="28"/>
+          <w:lang w:val="en-US" w:eastAsia="uk-UA"/>
+        </w:rPr>
+      </w:pPr>
+      <w:r>
+        <w:rPr>
+          <w:rFonts w:ascii="Courier New" w:eastAsia="Times New Roman" w:hAnsi="Courier New" w:cs="Courier New"/>
+          <w:szCs w:val="28"/>
+          <w:lang w:val="en-US" w:eastAsia="uk-UA"/>
         </w:rPr>
         <w:t>&lt;/body&gt;</w:t>
       </w:r>
@@ -2424,14 +2520,14 @@
         <w:rPr>
           <w:rFonts w:ascii="Courier New" w:eastAsia="Times New Roman" w:hAnsi="Courier New" w:cs="Courier New"/>
           <w:szCs w:val="28"/>
-          <w:lang w:val="ru-RU" w:eastAsia="uk-UA"/>
-        </w:rPr>
-      </w:pPr>
-      <w:r>
-        <w:rPr>
-          <w:rFonts w:ascii="Courier New" w:eastAsia="Times New Roman" w:hAnsi="Courier New" w:cs="Courier New"/>
-          <w:szCs w:val="28"/>
-          <w:lang w:val="ru-RU" w:eastAsia="uk-UA"/>
+          <w:lang w:val="en-US" w:eastAsia="uk-UA"/>
+        </w:rPr>
+      </w:pPr>
+      <w:r>
+        <w:rPr>
+          <w:rFonts w:ascii="Courier New" w:eastAsia="Times New Roman" w:hAnsi="Courier New" w:cs="Courier New"/>
+          <w:szCs w:val="28"/>
+          <w:lang w:val="en-US" w:eastAsia="uk-UA"/>
         </w:rPr>
         <w:t>&lt;/html&gt;</w:t>
       </w:r>
@@ -2442,14 +2538,2118 @@
         <w:rPr>
           <w:rFonts w:ascii="Courier New" w:eastAsia="Times New Roman" w:hAnsi="Courier New" w:cs="Courier New"/>
           <w:szCs w:val="28"/>
-          <w:lang w:val="ru-RU" w:eastAsia="uk-UA"/>
-        </w:rPr>
-      </w:pPr>
-    </w:p>
-    <w:p>
-      <w:pPr>
-        <w:spacing w:after="0" w:line="360" w:lineRule="auto"/>
-        <w:ind w:firstLine="709"/>
+          <w:lang w:eastAsia="uk-UA"/>
+        </w:rPr>
+      </w:pPr>
+    </w:p>
+    <w:p>
+      <w:pPr>
+        <w:spacing w:after="0" w:line="360" w:lineRule="auto"/>
+        <w:ind w:firstLine="851"/>
+        <w:rPr>
+          <w:rFonts w:eastAsia="Times New Roman" w:cs="Times New Roman"/>
+          <w:b/>
+          <w:bCs/>
+          <w:szCs w:val="28"/>
+          <w:lang w:eastAsia="uk-UA"/>
+        </w:rPr>
+      </w:pPr>
+      <w:r>
+        <w:rPr>
+          <w:rFonts w:eastAsia="Times New Roman" w:cs="Times New Roman"/>
+          <w:b/>
+          <w:bCs/>
+          <w:szCs w:val="28"/>
+          <w:lang w:eastAsia="uk-UA"/>
+        </w:rPr>
+        <w:t>Відповіді на контрольні питання:</w:t>
+      </w:r>
+    </w:p>
+    <w:p>
+      <w:pPr>
+        <w:pStyle w:val="a7"/>
+        <w:numPr>
+          <w:ilvl w:val="0"/>
+          <w:numId w:val="12"/>
+        </w:numPr>
+        <w:tabs>
+          <w:tab w:val="left" w:pos="1276"/>
+        </w:tabs>
+        <w:spacing w:after="0" w:line="360" w:lineRule="auto"/>
+        <w:ind w:left="0" w:firstLine="851"/>
+        <w:rPr>
+          <w:rFonts w:eastAsia="Times New Roman" w:cs="Times New Roman"/>
+          <w:szCs w:val="28"/>
+          <w:lang w:val="ru-RU" w:eastAsia="uk-UA"/>
+        </w:rPr>
+      </w:pPr>
+      <w:proofErr w:type="spellStart"/>
+      <w:r>
+        <w:rPr>
+          <w:rFonts w:eastAsia="Times New Roman" w:cs="Times New Roman"/>
+          <w:b/>
+          <w:bCs/>
+          <w:szCs w:val="28"/>
+          <w:lang w:val="ru-RU" w:eastAsia="uk-UA"/>
+        </w:rPr>
+        <w:t>Що</w:t>
+      </w:r>
+      <w:proofErr w:type="spellEnd"/>
+      <w:r>
+        <w:rPr>
+          <w:rFonts w:eastAsia="Times New Roman" w:cs="Times New Roman"/>
+          <w:b/>
+          <w:bCs/>
+          <w:szCs w:val="28"/>
+          <w:lang w:val="en-US" w:eastAsia="uk-UA"/>
+        </w:rPr>
+        <w:t xml:space="preserve"> </w:t>
+      </w:r>
+      <w:proofErr w:type="spellStart"/>
+      <w:r>
+        <w:rPr>
+          <w:rFonts w:eastAsia="Times New Roman" w:cs="Times New Roman"/>
+          <w:b/>
+          <w:bCs/>
+          <w:szCs w:val="28"/>
+          <w:lang w:val="ru-RU" w:eastAsia="uk-UA"/>
+        </w:rPr>
+        <w:t>таке</w:t>
+      </w:r>
+      <w:proofErr w:type="spellEnd"/>
+      <w:r>
+        <w:rPr>
+          <w:rFonts w:eastAsia="Times New Roman" w:cs="Times New Roman"/>
+          <w:b/>
+          <w:bCs/>
+          <w:szCs w:val="28"/>
+          <w:lang w:val="en-US" w:eastAsia="uk-UA"/>
+        </w:rPr>
+        <w:t xml:space="preserve"> HTML?</w:t>
+      </w:r>
+      <w:r>
+        <w:rPr>
+          <w:rFonts w:eastAsia="Times New Roman" w:cs="Times New Roman"/>
+          <w:szCs w:val="28"/>
+          <w:lang w:val="en-US" w:eastAsia="uk-UA"/>
+        </w:rPr>
+        <w:t xml:space="preserve"> </w:t>
+      </w:r>
+    </w:p>
+    <w:p>
+      <w:pPr>
+        <w:tabs>
+          <w:tab w:val="left" w:pos="1276"/>
+        </w:tabs>
+        <w:spacing w:after="0" w:line="360" w:lineRule="auto"/>
+        <w:ind w:firstLine="851"/>
+        <w:rPr>
+          <w:rFonts w:eastAsia="Times New Roman" w:cs="Times New Roman"/>
+          <w:szCs w:val="28"/>
+          <w:lang w:val="ru-RU" w:eastAsia="uk-UA"/>
+        </w:rPr>
+      </w:pPr>
+      <w:r>
+        <w:rPr>
+          <w:rFonts w:eastAsia="Times New Roman" w:cs="Times New Roman"/>
+          <w:szCs w:val="28"/>
+          <w:lang w:val="en-US" w:eastAsia="uk-UA"/>
+        </w:rPr>
+        <w:t>HTML</w:t>
+      </w:r>
+      <w:r>
+        <w:rPr>
+          <w:rFonts w:eastAsia="Times New Roman" w:cs="Times New Roman"/>
+          <w:szCs w:val="28"/>
+          <w:lang w:val="ru-RU" w:eastAsia="uk-UA"/>
+        </w:rPr>
+        <w:t xml:space="preserve"> (</w:t>
+      </w:r>
+      <w:proofErr w:type="spellStart"/>
+      <w:r>
+        <w:rPr>
+          <w:rFonts w:eastAsia="Times New Roman" w:cs="Times New Roman"/>
+          <w:i/>
+          <w:iCs/>
+          <w:szCs w:val="28"/>
+          <w:lang w:val="en-US" w:eastAsia="uk-UA"/>
+        </w:rPr>
+        <w:t>HyperText</w:t>
+      </w:r>
+      <w:proofErr w:type="spellEnd"/>
+      <w:r>
+        <w:rPr>
+          <w:rFonts w:eastAsia="Times New Roman" w:cs="Times New Roman"/>
+          <w:i/>
+          <w:iCs/>
+          <w:szCs w:val="28"/>
+          <w:lang w:val="ru-RU" w:eastAsia="uk-UA"/>
+        </w:rPr>
+        <w:t xml:space="preserve"> </w:t>
+      </w:r>
+      <w:r>
+        <w:rPr>
+          <w:rFonts w:eastAsia="Times New Roman" w:cs="Times New Roman"/>
+          <w:i/>
+          <w:iCs/>
+          <w:szCs w:val="28"/>
+          <w:lang w:val="en-US" w:eastAsia="uk-UA"/>
+        </w:rPr>
+        <w:t>Markup</w:t>
+      </w:r>
+      <w:r>
+        <w:rPr>
+          <w:rFonts w:eastAsia="Times New Roman" w:cs="Times New Roman"/>
+          <w:i/>
+          <w:iCs/>
+          <w:szCs w:val="28"/>
+          <w:lang w:val="ru-RU" w:eastAsia="uk-UA"/>
+        </w:rPr>
+        <w:t xml:space="preserve"> </w:t>
+      </w:r>
+      <w:r>
+        <w:rPr>
+          <w:rFonts w:eastAsia="Times New Roman" w:cs="Times New Roman"/>
+          <w:i/>
+          <w:iCs/>
+          <w:szCs w:val="28"/>
+          <w:lang w:val="en-US" w:eastAsia="uk-UA"/>
+        </w:rPr>
+        <w:t>Language</w:t>
+      </w:r>
+      <w:r>
+        <w:rPr>
+          <w:rFonts w:eastAsia="Times New Roman" w:cs="Times New Roman"/>
+          <w:szCs w:val="28"/>
+          <w:lang w:val="ru-RU" w:eastAsia="uk-UA"/>
+        </w:rPr>
+        <w:t xml:space="preserve">) — </w:t>
+      </w:r>
+      <w:proofErr w:type="spellStart"/>
+      <w:r>
+        <w:rPr>
+          <w:rFonts w:eastAsia="Times New Roman" w:cs="Times New Roman"/>
+          <w:szCs w:val="28"/>
+          <w:lang w:val="ru-RU" w:eastAsia="uk-UA"/>
+        </w:rPr>
+        <w:t>це</w:t>
+      </w:r>
+      <w:proofErr w:type="spellEnd"/>
+      <w:r>
+        <w:rPr>
+          <w:rFonts w:eastAsia="Times New Roman" w:cs="Times New Roman"/>
+          <w:szCs w:val="28"/>
+          <w:lang w:val="ru-RU" w:eastAsia="uk-UA"/>
+        </w:rPr>
+        <w:t xml:space="preserve"> мова </w:t>
+      </w:r>
+      <w:proofErr w:type="spellStart"/>
+      <w:r>
+        <w:rPr>
+          <w:rFonts w:eastAsia="Times New Roman" w:cs="Times New Roman"/>
+          <w:szCs w:val="28"/>
+          <w:lang w:val="ru-RU" w:eastAsia="uk-UA"/>
+        </w:rPr>
+        <w:t>розмітки</w:t>
+      </w:r>
+      <w:proofErr w:type="spellEnd"/>
+      <w:r>
+        <w:rPr>
+          <w:rFonts w:eastAsia="Times New Roman" w:cs="Times New Roman"/>
+          <w:szCs w:val="28"/>
+          <w:lang w:val="ru-RU" w:eastAsia="uk-UA"/>
+        </w:rPr>
+        <w:t xml:space="preserve"> </w:t>
+      </w:r>
+      <w:proofErr w:type="spellStart"/>
+      <w:r>
+        <w:rPr>
+          <w:rFonts w:eastAsia="Times New Roman" w:cs="Times New Roman"/>
+          <w:szCs w:val="28"/>
+          <w:lang w:val="ru-RU" w:eastAsia="uk-UA"/>
+        </w:rPr>
+        <w:t>гіпертексту</w:t>
+      </w:r>
+      <w:proofErr w:type="spellEnd"/>
+      <w:r>
+        <w:rPr>
+          <w:rFonts w:eastAsia="Times New Roman" w:cs="Times New Roman"/>
+          <w:szCs w:val="28"/>
+          <w:lang w:val="ru-RU" w:eastAsia="uk-UA"/>
+        </w:rPr>
+        <w:t xml:space="preserve">, яку </w:t>
+      </w:r>
+      <w:proofErr w:type="spellStart"/>
+      <w:r>
+        <w:rPr>
+          <w:rFonts w:eastAsia="Times New Roman" w:cs="Times New Roman"/>
+          <w:szCs w:val="28"/>
+          <w:lang w:val="ru-RU" w:eastAsia="uk-UA"/>
+        </w:rPr>
+        <w:t>використовують</w:t>
+      </w:r>
+      <w:proofErr w:type="spellEnd"/>
+      <w:r>
+        <w:rPr>
+          <w:rFonts w:eastAsia="Times New Roman" w:cs="Times New Roman"/>
+          <w:szCs w:val="28"/>
+          <w:lang w:val="ru-RU" w:eastAsia="uk-UA"/>
+        </w:rPr>
+        <w:t xml:space="preserve"> для </w:t>
+      </w:r>
+      <w:proofErr w:type="spellStart"/>
+      <w:r>
+        <w:rPr>
+          <w:rFonts w:eastAsia="Times New Roman" w:cs="Times New Roman"/>
+          <w:szCs w:val="28"/>
+          <w:lang w:val="ru-RU" w:eastAsia="uk-UA"/>
+        </w:rPr>
+        <w:t>створення</w:t>
+      </w:r>
+      <w:proofErr w:type="spellEnd"/>
+      <w:r>
+        <w:rPr>
+          <w:rFonts w:eastAsia="Times New Roman" w:cs="Times New Roman"/>
+          <w:szCs w:val="28"/>
+          <w:lang w:val="ru-RU" w:eastAsia="uk-UA"/>
+        </w:rPr>
+        <w:t xml:space="preserve"> та </w:t>
+      </w:r>
+      <w:proofErr w:type="spellStart"/>
+      <w:r>
+        <w:rPr>
+          <w:rFonts w:eastAsia="Times New Roman" w:cs="Times New Roman"/>
+          <w:szCs w:val="28"/>
+          <w:lang w:val="ru-RU" w:eastAsia="uk-UA"/>
+        </w:rPr>
+        <w:t>структурування</w:t>
+      </w:r>
+      <w:proofErr w:type="spellEnd"/>
+      <w:r>
+        <w:rPr>
+          <w:rFonts w:eastAsia="Times New Roman" w:cs="Times New Roman"/>
+          <w:szCs w:val="28"/>
+          <w:lang w:val="ru-RU" w:eastAsia="uk-UA"/>
+        </w:rPr>
+        <w:t xml:space="preserve"> </w:t>
+      </w:r>
+      <w:proofErr w:type="spellStart"/>
+      <w:r>
+        <w:rPr>
+          <w:rFonts w:eastAsia="Times New Roman" w:cs="Times New Roman"/>
+          <w:szCs w:val="28"/>
+          <w:lang w:val="ru-RU" w:eastAsia="uk-UA"/>
+        </w:rPr>
+        <w:t>документів</w:t>
+      </w:r>
+      <w:proofErr w:type="spellEnd"/>
+      <w:r>
+        <w:rPr>
+          <w:rFonts w:eastAsia="Times New Roman" w:cs="Times New Roman"/>
+          <w:szCs w:val="28"/>
+          <w:lang w:val="ru-RU" w:eastAsia="uk-UA"/>
+        </w:rPr>
+        <w:t xml:space="preserve"> у </w:t>
+      </w:r>
+      <w:proofErr w:type="spellStart"/>
+      <w:r>
+        <w:rPr>
+          <w:rFonts w:eastAsia="Times New Roman" w:cs="Times New Roman"/>
+          <w:szCs w:val="28"/>
+          <w:lang w:val="ru-RU" w:eastAsia="uk-UA"/>
+        </w:rPr>
+        <w:t>мережі</w:t>
+      </w:r>
+      <w:proofErr w:type="spellEnd"/>
+      <w:r>
+        <w:rPr>
+          <w:rFonts w:eastAsia="Times New Roman" w:cs="Times New Roman"/>
+          <w:szCs w:val="28"/>
+          <w:lang w:val="ru-RU" w:eastAsia="uk-UA"/>
+        </w:rPr>
+        <w:t xml:space="preserve"> </w:t>
+      </w:r>
+      <w:proofErr w:type="spellStart"/>
+      <w:r>
+        <w:rPr>
+          <w:rFonts w:eastAsia="Times New Roman" w:cs="Times New Roman"/>
+          <w:szCs w:val="28"/>
+          <w:lang w:val="ru-RU" w:eastAsia="uk-UA"/>
+        </w:rPr>
+        <w:t>Інтернет</w:t>
+      </w:r>
+      <w:proofErr w:type="spellEnd"/>
+      <w:r>
+        <w:rPr>
+          <w:rFonts w:eastAsia="Times New Roman" w:cs="Times New Roman"/>
+          <w:szCs w:val="28"/>
+          <w:lang w:val="ru-RU" w:eastAsia="uk-UA"/>
+        </w:rPr>
+        <w:t xml:space="preserve">. </w:t>
+      </w:r>
+    </w:p>
+    <w:p>
+      <w:pPr>
+        <w:pStyle w:val="a7"/>
+        <w:numPr>
+          <w:ilvl w:val="0"/>
+          <w:numId w:val="12"/>
+        </w:numPr>
+        <w:tabs>
+          <w:tab w:val="left" w:pos="1276"/>
+        </w:tabs>
+        <w:spacing w:after="0" w:line="360" w:lineRule="auto"/>
+        <w:ind w:left="0" w:firstLine="851"/>
+        <w:rPr>
+          <w:rFonts w:eastAsia="Times New Roman" w:cs="Times New Roman"/>
+          <w:szCs w:val="28"/>
+          <w:lang w:val="ru-RU" w:eastAsia="uk-UA"/>
+        </w:rPr>
+      </w:pPr>
+      <w:proofErr w:type="spellStart"/>
+      <w:r>
+        <w:rPr>
+          <w:rFonts w:eastAsia="Times New Roman" w:cs="Times New Roman"/>
+          <w:b/>
+          <w:bCs/>
+          <w:szCs w:val="28"/>
+          <w:lang w:val="ru-RU" w:eastAsia="uk-UA"/>
+        </w:rPr>
+        <w:t>Які</w:t>
+      </w:r>
+      <w:proofErr w:type="spellEnd"/>
+      <w:r>
+        <w:rPr>
+          <w:rFonts w:eastAsia="Times New Roman" w:cs="Times New Roman"/>
+          <w:b/>
+          <w:bCs/>
+          <w:szCs w:val="28"/>
+          <w:lang w:val="ru-RU" w:eastAsia="uk-UA"/>
+        </w:rPr>
+        <w:t xml:space="preserve"> </w:t>
+      </w:r>
+      <w:proofErr w:type="spellStart"/>
+      <w:r>
+        <w:rPr>
+          <w:rFonts w:eastAsia="Times New Roman" w:cs="Times New Roman"/>
+          <w:b/>
+          <w:bCs/>
+          <w:szCs w:val="28"/>
+          <w:lang w:val="ru-RU" w:eastAsia="uk-UA"/>
+        </w:rPr>
+        <w:t>інструменти</w:t>
+      </w:r>
+      <w:proofErr w:type="spellEnd"/>
+      <w:r>
+        <w:rPr>
+          <w:rFonts w:eastAsia="Times New Roman" w:cs="Times New Roman"/>
+          <w:b/>
+          <w:bCs/>
+          <w:szCs w:val="28"/>
+          <w:lang w:val="ru-RU" w:eastAsia="uk-UA"/>
+        </w:rPr>
+        <w:t xml:space="preserve"> </w:t>
+      </w:r>
+      <w:proofErr w:type="spellStart"/>
+      <w:r>
+        <w:rPr>
+          <w:rFonts w:eastAsia="Times New Roman" w:cs="Times New Roman"/>
+          <w:b/>
+          <w:bCs/>
+          <w:szCs w:val="28"/>
+          <w:lang w:val="ru-RU" w:eastAsia="uk-UA"/>
+        </w:rPr>
+        <w:t>необхідні</w:t>
+      </w:r>
+      <w:proofErr w:type="spellEnd"/>
+      <w:r>
+        <w:rPr>
+          <w:rFonts w:eastAsia="Times New Roman" w:cs="Times New Roman"/>
+          <w:b/>
+          <w:bCs/>
+          <w:szCs w:val="28"/>
+          <w:lang w:val="ru-RU" w:eastAsia="uk-UA"/>
+        </w:rPr>
+        <w:t xml:space="preserve"> для </w:t>
+      </w:r>
+      <w:proofErr w:type="spellStart"/>
+      <w:r>
+        <w:rPr>
+          <w:rFonts w:eastAsia="Times New Roman" w:cs="Times New Roman"/>
+          <w:b/>
+          <w:bCs/>
+          <w:szCs w:val="28"/>
+          <w:lang w:val="ru-RU" w:eastAsia="uk-UA"/>
+        </w:rPr>
+        <w:t>роботи</w:t>
+      </w:r>
+      <w:proofErr w:type="spellEnd"/>
+      <w:r>
+        <w:rPr>
+          <w:rFonts w:eastAsia="Times New Roman" w:cs="Times New Roman"/>
+          <w:b/>
+          <w:bCs/>
+          <w:szCs w:val="28"/>
+          <w:lang w:val="ru-RU" w:eastAsia="uk-UA"/>
+        </w:rPr>
+        <w:t xml:space="preserve"> з мовою HTML?</w:t>
+      </w:r>
+    </w:p>
+    <w:p>
+      <w:pPr>
+        <w:tabs>
+          <w:tab w:val="left" w:pos="1276"/>
+        </w:tabs>
+        <w:spacing w:after="0" w:line="360" w:lineRule="auto"/>
+        <w:ind w:firstLine="851"/>
+        <w:rPr>
+          <w:rFonts w:eastAsia="Times New Roman" w:cs="Times New Roman"/>
+          <w:szCs w:val="28"/>
+          <w:lang w:val="ru-RU" w:eastAsia="uk-UA"/>
+        </w:rPr>
+      </w:pPr>
+      <w:r>
+        <w:rPr>
+          <w:rFonts w:eastAsia="Times New Roman" w:cs="Times New Roman"/>
+          <w:szCs w:val="28"/>
+          <w:lang w:val="ru-RU" w:eastAsia="uk-UA"/>
+        </w:rPr>
+        <w:t xml:space="preserve">Для </w:t>
+      </w:r>
+      <w:proofErr w:type="spellStart"/>
+      <w:r>
+        <w:rPr>
+          <w:rFonts w:eastAsia="Times New Roman" w:cs="Times New Roman"/>
+          <w:szCs w:val="28"/>
+          <w:lang w:val="ru-RU" w:eastAsia="uk-UA"/>
+        </w:rPr>
+        <w:t>роботи</w:t>
+      </w:r>
+      <w:proofErr w:type="spellEnd"/>
+      <w:r>
+        <w:rPr>
+          <w:rFonts w:eastAsia="Times New Roman" w:cs="Times New Roman"/>
+          <w:szCs w:val="28"/>
+          <w:lang w:val="ru-RU" w:eastAsia="uk-UA"/>
+        </w:rPr>
+        <w:t xml:space="preserve"> </w:t>
+      </w:r>
+      <w:proofErr w:type="spellStart"/>
+      <w:r>
+        <w:rPr>
+          <w:rFonts w:eastAsia="Times New Roman" w:cs="Times New Roman"/>
+          <w:szCs w:val="28"/>
+          <w:lang w:val="ru-RU" w:eastAsia="uk-UA"/>
+        </w:rPr>
+        <w:t>необхідні</w:t>
+      </w:r>
+      <w:proofErr w:type="spellEnd"/>
+      <w:r>
+        <w:rPr>
+          <w:rFonts w:eastAsia="Times New Roman" w:cs="Times New Roman"/>
+          <w:szCs w:val="28"/>
+          <w:lang w:val="ru-RU" w:eastAsia="uk-UA"/>
+        </w:rPr>
+        <w:t>:</w:t>
+      </w:r>
+    </w:p>
+    <w:p>
+      <w:pPr>
+        <w:numPr>
+          <w:ilvl w:val="0"/>
+          <w:numId w:val="10"/>
+        </w:numPr>
+        <w:tabs>
+          <w:tab w:val="left" w:pos="1276"/>
+        </w:tabs>
+        <w:spacing w:after="0" w:line="360" w:lineRule="auto"/>
+        <w:ind w:left="0" w:firstLine="851"/>
+        <w:rPr>
+          <w:rFonts w:eastAsia="Times New Roman" w:cs="Times New Roman"/>
+          <w:szCs w:val="28"/>
+          <w:lang w:val="ru-RU" w:eastAsia="uk-UA"/>
+        </w:rPr>
+      </w:pPr>
+      <w:proofErr w:type="spellStart"/>
+      <w:r>
+        <w:rPr>
+          <w:rFonts w:eastAsia="Times New Roman" w:cs="Times New Roman"/>
+          <w:b/>
+          <w:bCs/>
+          <w:szCs w:val="28"/>
+          <w:lang w:val="ru-RU" w:eastAsia="uk-UA"/>
+        </w:rPr>
+        <w:t>Текстовий</w:t>
+      </w:r>
+      <w:proofErr w:type="spellEnd"/>
+      <w:r>
+        <w:rPr>
+          <w:rFonts w:eastAsia="Times New Roman" w:cs="Times New Roman"/>
+          <w:b/>
+          <w:bCs/>
+          <w:szCs w:val="28"/>
+          <w:lang w:val="ru-RU" w:eastAsia="uk-UA"/>
+        </w:rPr>
+        <w:t xml:space="preserve"> редактор</w:t>
+      </w:r>
+      <w:r>
+        <w:rPr>
+          <w:rFonts w:eastAsia="Times New Roman" w:cs="Times New Roman"/>
+          <w:szCs w:val="28"/>
+          <w:lang w:val="ru-RU" w:eastAsia="uk-UA"/>
+        </w:rPr>
+        <w:t xml:space="preserve"> для </w:t>
+      </w:r>
+      <w:proofErr w:type="spellStart"/>
+      <w:r>
+        <w:rPr>
+          <w:rFonts w:eastAsia="Times New Roman" w:cs="Times New Roman"/>
+          <w:szCs w:val="28"/>
+          <w:lang w:val="ru-RU" w:eastAsia="uk-UA"/>
+        </w:rPr>
+        <w:t>написання</w:t>
+      </w:r>
+      <w:proofErr w:type="spellEnd"/>
+      <w:r>
+        <w:rPr>
+          <w:rFonts w:eastAsia="Times New Roman" w:cs="Times New Roman"/>
+          <w:szCs w:val="28"/>
+          <w:lang w:val="ru-RU" w:eastAsia="uk-UA"/>
+        </w:rPr>
+        <w:t xml:space="preserve"> коду (</w:t>
+      </w:r>
+      <w:proofErr w:type="spellStart"/>
+      <w:r>
+        <w:rPr>
+          <w:rFonts w:eastAsia="Times New Roman" w:cs="Times New Roman"/>
+          <w:szCs w:val="28"/>
+          <w:lang w:val="ru-RU" w:eastAsia="uk-UA"/>
+        </w:rPr>
+        <w:t>наприклад</w:t>
+      </w:r>
+      <w:proofErr w:type="spellEnd"/>
+      <w:r>
+        <w:rPr>
+          <w:rFonts w:eastAsia="Times New Roman" w:cs="Times New Roman"/>
+          <w:szCs w:val="28"/>
+          <w:lang w:val="ru-RU" w:eastAsia="uk-UA"/>
+        </w:rPr>
+        <w:t xml:space="preserve">, Notepad++ </w:t>
+      </w:r>
+      <w:proofErr w:type="spellStart"/>
+      <w:r>
+        <w:rPr>
+          <w:rFonts w:eastAsia="Times New Roman" w:cs="Times New Roman"/>
+          <w:szCs w:val="28"/>
+          <w:lang w:val="ru-RU" w:eastAsia="uk-UA"/>
+        </w:rPr>
+        <w:t>або</w:t>
+      </w:r>
+      <w:proofErr w:type="spellEnd"/>
+      <w:r>
+        <w:rPr>
+          <w:rFonts w:eastAsia="Times New Roman" w:cs="Times New Roman"/>
+          <w:szCs w:val="28"/>
+          <w:lang w:val="ru-RU" w:eastAsia="uk-UA"/>
+        </w:rPr>
+        <w:t xml:space="preserve"> Visual Studio Code). </w:t>
+      </w:r>
+    </w:p>
+    <w:p>
+      <w:pPr>
+        <w:numPr>
+          <w:ilvl w:val="0"/>
+          <w:numId w:val="10"/>
+        </w:numPr>
+        <w:tabs>
+          <w:tab w:val="left" w:pos="1276"/>
+        </w:tabs>
+        <w:spacing w:after="0" w:line="360" w:lineRule="auto"/>
+        <w:ind w:left="0" w:firstLine="851"/>
+        <w:rPr>
+          <w:rFonts w:eastAsia="Times New Roman" w:cs="Times New Roman"/>
+          <w:szCs w:val="28"/>
+          <w:lang w:val="ru-RU" w:eastAsia="uk-UA"/>
+        </w:rPr>
+      </w:pPr>
+      <w:proofErr w:type="spellStart"/>
+      <w:r>
+        <w:rPr>
+          <w:rFonts w:eastAsia="Times New Roman" w:cs="Times New Roman"/>
+          <w:b/>
+          <w:bCs/>
+          <w:szCs w:val="28"/>
+          <w:lang w:val="ru-RU" w:eastAsia="uk-UA"/>
+        </w:rPr>
+        <w:t>Веббраузер</w:t>
+      </w:r>
+      <w:proofErr w:type="spellEnd"/>
+      <w:r>
+        <w:rPr>
+          <w:rFonts w:eastAsia="Times New Roman" w:cs="Times New Roman"/>
+          <w:szCs w:val="28"/>
+          <w:lang w:val="ru-RU" w:eastAsia="uk-UA"/>
+        </w:rPr>
+        <w:t xml:space="preserve"> для перегляду та </w:t>
+      </w:r>
+      <w:proofErr w:type="spellStart"/>
+      <w:r>
+        <w:rPr>
+          <w:rFonts w:eastAsia="Times New Roman" w:cs="Times New Roman"/>
+          <w:szCs w:val="28"/>
+          <w:lang w:val="ru-RU" w:eastAsia="uk-UA"/>
+        </w:rPr>
+        <w:t>перевірки</w:t>
+      </w:r>
+      <w:proofErr w:type="spellEnd"/>
+      <w:r>
+        <w:rPr>
+          <w:rFonts w:eastAsia="Times New Roman" w:cs="Times New Roman"/>
+          <w:szCs w:val="28"/>
+          <w:lang w:val="ru-RU" w:eastAsia="uk-UA"/>
+        </w:rPr>
+        <w:t xml:space="preserve"> </w:t>
+      </w:r>
+      <w:proofErr w:type="spellStart"/>
+      <w:r>
+        <w:rPr>
+          <w:rFonts w:eastAsia="Times New Roman" w:cs="Times New Roman"/>
+          <w:szCs w:val="28"/>
+          <w:lang w:val="ru-RU" w:eastAsia="uk-UA"/>
+        </w:rPr>
+        <w:t>створених</w:t>
+      </w:r>
+      <w:proofErr w:type="spellEnd"/>
+      <w:r>
+        <w:rPr>
+          <w:rFonts w:eastAsia="Times New Roman" w:cs="Times New Roman"/>
+          <w:szCs w:val="28"/>
+          <w:lang w:val="ru-RU" w:eastAsia="uk-UA"/>
+        </w:rPr>
+        <w:t xml:space="preserve"> </w:t>
+      </w:r>
+      <w:proofErr w:type="spellStart"/>
+      <w:r>
+        <w:rPr>
+          <w:rFonts w:eastAsia="Times New Roman" w:cs="Times New Roman"/>
+          <w:szCs w:val="28"/>
+          <w:lang w:val="ru-RU" w:eastAsia="uk-UA"/>
+        </w:rPr>
+        <w:t>сторінок</w:t>
+      </w:r>
+      <w:proofErr w:type="spellEnd"/>
+      <w:r>
+        <w:rPr>
+          <w:rFonts w:eastAsia="Times New Roman" w:cs="Times New Roman"/>
+          <w:szCs w:val="28"/>
+          <w:lang w:val="ru-RU" w:eastAsia="uk-UA"/>
+        </w:rPr>
+        <w:t xml:space="preserve"> (Google </w:t>
+      </w:r>
+      <w:proofErr w:type="spellStart"/>
+      <w:r>
+        <w:rPr>
+          <w:rFonts w:eastAsia="Times New Roman" w:cs="Times New Roman"/>
+          <w:szCs w:val="28"/>
+          <w:lang w:val="ru-RU" w:eastAsia="uk-UA"/>
+        </w:rPr>
+        <w:t>Chrome</w:t>
+      </w:r>
+      <w:proofErr w:type="spellEnd"/>
+      <w:r>
+        <w:rPr>
+          <w:rFonts w:eastAsia="Times New Roman" w:cs="Times New Roman"/>
+          <w:szCs w:val="28"/>
+          <w:lang w:val="ru-RU" w:eastAsia="uk-UA"/>
+        </w:rPr>
+        <w:t xml:space="preserve">, Mozilla Firefox, Microsoft Edge, Opera </w:t>
+      </w:r>
+      <w:proofErr w:type="spellStart"/>
+      <w:r>
+        <w:rPr>
+          <w:rFonts w:eastAsia="Times New Roman" w:cs="Times New Roman"/>
+          <w:szCs w:val="28"/>
+          <w:lang w:val="ru-RU" w:eastAsia="uk-UA"/>
+        </w:rPr>
+        <w:t>тощо</w:t>
+      </w:r>
+      <w:proofErr w:type="spellEnd"/>
+      <w:r>
+        <w:rPr>
+          <w:rFonts w:eastAsia="Times New Roman" w:cs="Times New Roman"/>
+          <w:szCs w:val="28"/>
+          <w:lang w:val="ru-RU" w:eastAsia="uk-UA"/>
+        </w:rPr>
+        <w:t xml:space="preserve">). </w:t>
+      </w:r>
+    </w:p>
+    <w:p>
+      <w:pPr>
+        <w:pStyle w:val="a7"/>
+        <w:numPr>
+          <w:ilvl w:val="0"/>
+          <w:numId w:val="12"/>
+        </w:numPr>
+        <w:tabs>
+          <w:tab w:val="left" w:pos="1276"/>
+        </w:tabs>
+        <w:spacing w:after="0" w:line="360" w:lineRule="auto"/>
+        <w:ind w:left="0" w:firstLine="851"/>
+        <w:rPr>
+          <w:rFonts w:eastAsia="Times New Roman" w:cs="Times New Roman"/>
+          <w:szCs w:val="28"/>
+          <w:lang w:val="ru-RU" w:eastAsia="uk-UA"/>
+        </w:rPr>
+      </w:pPr>
+      <w:r>
+        <w:rPr>
+          <w:rFonts w:eastAsia="Times New Roman" w:cs="Times New Roman"/>
+          <w:b/>
+          <w:bCs/>
+          <w:szCs w:val="28"/>
+          <w:lang w:val="ru-RU" w:eastAsia="uk-UA"/>
+        </w:rPr>
+        <w:lastRenderedPageBreak/>
+        <w:t xml:space="preserve">В </w:t>
+      </w:r>
+      <w:proofErr w:type="spellStart"/>
+      <w:r>
+        <w:rPr>
+          <w:rFonts w:eastAsia="Times New Roman" w:cs="Times New Roman"/>
+          <w:b/>
+          <w:bCs/>
+          <w:szCs w:val="28"/>
+          <w:lang w:val="ru-RU" w:eastAsia="uk-UA"/>
+        </w:rPr>
+        <w:t>чому</w:t>
+      </w:r>
+      <w:proofErr w:type="spellEnd"/>
+      <w:r>
+        <w:rPr>
+          <w:rFonts w:eastAsia="Times New Roman" w:cs="Times New Roman"/>
+          <w:b/>
+          <w:bCs/>
+          <w:szCs w:val="28"/>
+          <w:lang w:val="ru-RU" w:eastAsia="uk-UA"/>
+        </w:rPr>
+        <w:t xml:space="preserve"> </w:t>
+      </w:r>
+      <w:proofErr w:type="spellStart"/>
+      <w:r>
+        <w:rPr>
+          <w:rFonts w:eastAsia="Times New Roman" w:cs="Times New Roman"/>
+          <w:b/>
+          <w:bCs/>
+          <w:szCs w:val="28"/>
+          <w:lang w:val="ru-RU" w:eastAsia="uk-UA"/>
+        </w:rPr>
+        <w:t>різниця</w:t>
+      </w:r>
+      <w:proofErr w:type="spellEnd"/>
+      <w:r>
+        <w:rPr>
+          <w:rFonts w:eastAsia="Times New Roman" w:cs="Times New Roman"/>
+          <w:b/>
+          <w:bCs/>
+          <w:szCs w:val="28"/>
+          <w:lang w:val="ru-RU" w:eastAsia="uk-UA"/>
+        </w:rPr>
+        <w:t xml:space="preserve"> </w:t>
+      </w:r>
+      <w:proofErr w:type="spellStart"/>
+      <w:r>
+        <w:rPr>
+          <w:rFonts w:eastAsia="Times New Roman" w:cs="Times New Roman"/>
+          <w:b/>
+          <w:bCs/>
+          <w:szCs w:val="28"/>
+          <w:lang w:val="ru-RU" w:eastAsia="uk-UA"/>
+        </w:rPr>
+        <w:t>між</w:t>
+      </w:r>
+      <w:proofErr w:type="spellEnd"/>
+      <w:r>
+        <w:rPr>
+          <w:rFonts w:eastAsia="Times New Roman" w:cs="Times New Roman"/>
+          <w:b/>
+          <w:bCs/>
+          <w:szCs w:val="28"/>
+          <w:lang w:val="ru-RU" w:eastAsia="uk-UA"/>
+        </w:rPr>
+        <w:t xml:space="preserve"> тегами </w:t>
+      </w:r>
+      <w:proofErr w:type="spellStart"/>
+      <w:r>
+        <w:rPr>
+          <w:rFonts w:eastAsia="Times New Roman" w:cs="Times New Roman"/>
+          <w:b/>
+          <w:bCs/>
+          <w:szCs w:val="28"/>
+          <w:lang w:val="ru-RU" w:eastAsia="uk-UA"/>
+        </w:rPr>
+        <w:t>main</w:t>
+      </w:r>
+      <w:proofErr w:type="spellEnd"/>
+      <w:r>
+        <w:rPr>
+          <w:rFonts w:eastAsia="Times New Roman" w:cs="Times New Roman"/>
+          <w:b/>
+          <w:bCs/>
+          <w:szCs w:val="28"/>
+          <w:lang w:val="ru-RU" w:eastAsia="uk-UA"/>
+        </w:rPr>
+        <w:t xml:space="preserve">, </w:t>
+      </w:r>
+      <w:proofErr w:type="spellStart"/>
+      <w:r>
+        <w:rPr>
+          <w:rFonts w:eastAsia="Times New Roman" w:cs="Times New Roman"/>
+          <w:b/>
+          <w:bCs/>
+          <w:szCs w:val="28"/>
+          <w:lang w:val="ru-RU" w:eastAsia="uk-UA"/>
+        </w:rPr>
+        <w:t>section</w:t>
+      </w:r>
+      <w:proofErr w:type="spellEnd"/>
+      <w:r>
+        <w:rPr>
+          <w:rFonts w:eastAsia="Times New Roman" w:cs="Times New Roman"/>
+          <w:b/>
+          <w:bCs/>
+          <w:szCs w:val="28"/>
+          <w:lang w:val="ru-RU" w:eastAsia="uk-UA"/>
+        </w:rPr>
+        <w:t xml:space="preserve"> та </w:t>
+      </w:r>
+      <w:proofErr w:type="spellStart"/>
+      <w:r>
+        <w:rPr>
+          <w:rFonts w:eastAsia="Times New Roman" w:cs="Times New Roman"/>
+          <w:b/>
+          <w:bCs/>
+          <w:szCs w:val="28"/>
+          <w:lang w:val="ru-RU" w:eastAsia="uk-UA"/>
+        </w:rPr>
+        <w:t>article</w:t>
+      </w:r>
+      <w:proofErr w:type="spellEnd"/>
+      <w:r>
+        <w:rPr>
+          <w:rFonts w:eastAsia="Times New Roman" w:cs="Times New Roman"/>
+          <w:b/>
+          <w:bCs/>
+          <w:szCs w:val="28"/>
+          <w:lang w:val="ru-RU" w:eastAsia="uk-UA"/>
+        </w:rPr>
+        <w:t>?</w:t>
+      </w:r>
+    </w:p>
+    <w:p>
+      <w:pPr>
+        <w:numPr>
+          <w:ilvl w:val="0"/>
+          <w:numId w:val="11"/>
+        </w:numPr>
+        <w:tabs>
+          <w:tab w:val="left" w:pos="1276"/>
+        </w:tabs>
+        <w:spacing w:after="0" w:line="360" w:lineRule="auto"/>
+        <w:ind w:left="0" w:firstLine="851"/>
+        <w:rPr>
+          <w:rFonts w:eastAsia="Times New Roman" w:cs="Times New Roman"/>
+          <w:szCs w:val="28"/>
+          <w:lang w:val="ru-RU" w:eastAsia="uk-UA"/>
+        </w:rPr>
+      </w:pPr>
+      <w:r>
+        <w:rPr>
+          <w:rFonts w:eastAsia="Times New Roman" w:cs="Times New Roman"/>
+          <w:szCs w:val="28"/>
+          <w:lang w:val="ru-RU" w:eastAsia="uk-UA"/>
+        </w:rPr>
+        <w:t>&lt;</w:t>
+      </w:r>
+      <w:proofErr w:type="spellStart"/>
+      <w:r>
+        <w:rPr>
+          <w:rFonts w:eastAsia="Times New Roman" w:cs="Times New Roman"/>
+          <w:szCs w:val="28"/>
+          <w:lang w:val="ru-RU" w:eastAsia="uk-UA"/>
+        </w:rPr>
+        <w:t>main</w:t>
+      </w:r>
+      <w:proofErr w:type="spellEnd"/>
+      <w:r>
+        <w:rPr>
+          <w:rFonts w:eastAsia="Times New Roman" w:cs="Times New Roman"/>
+          <w:szCs w:val="28"/>
+          <w:lang w:val="ru-RU" w:eastAsia="uk-UA"/>
+        </w:rPr>
+        <w:t xml:space="preserve">&gt; — </w:t>
+      </w:r>
+      <w:proofErr w:type="spellStart"/>
+      <w:r>
+        <w:rPr>
+          <w:rFonts w:eastAsia="Times New Roman" w:cs="Times New Roman"/>
+          <w:szCs w:val="28"/>
+          <w:lang w:val="ru-RU" w:eastAsia="uk-UA"/>
+        </w:rPr>
+        <w:t>визначає</w:t>
+      </w:r>
+      <w:proofErr w:type="spellEnd"/>
+      <w:r>
+        <w:rPr>
+          <w:rFonts w:eastAsia="Times New Roman" w:cs="Times New Roman"/>
+          <w:szCs w:val="28"/>
+          <w:lang w:val="ru-RU" w:eastAsia="uk-UA"/>
+        </w:rPr>
+        <w:t xml:space="preserve"> </w:t>
+      </w:r>
+      <w:proofErr w:type="spellStart"/>
+      <w:r>
+        <w:rPr>
+          <w:rFonts w:eastAsia="Times New Roman" w:cs="Times New Roman"/>
+          <w:szCs w:val="28"/>
+          <w:lang w:val="ru-RU" w:eastAsia="uk-UA"/>
+        </w:rPr>
+        <w:t>унікальний</w:t>
+      </w:r>
+      <w:proofErr w:type="spellEnd"/>
+      <w:r>
+        <w:rPr>
+          <w:rFonts w:eastAsia="Times New Roman" w:cs="Times New Roman"/>
+          <w:szCs w:val="28"/>
+          <w:lang w:val="ru-RU" w:eastAsia="uk-UA"/>
+        </w:rPr>
+        <w:t xml:space="preserve"> </w:t>
+      </w:r>
+      <w:proofErr w:type="spellStart"/>
+      <w:r>
+        <w:rPr>
+          <w:rFonts w:eastAsia="Times New Roman" w:cs="Times New Roman"/>
+          <w:szCs w:val="28"/>
+          <w:lang w:val="ru-RU" w:eastAsia="uk-UA"/>
+        </w:rPr>
+        <w:t>основний</w:t>
+      </w:r>
+      <w:proofErr w:type="spellEnd"/>
+      <w:r>
+        <w:rPr>
+          <w:rFonts w:eastAsia="Times New Roman" w:cs="Times New Roman"/>
+          <w:szCs w:val="28"/>
+          <w:lang w:val="ru-RU" w:eastAsia="uk-UA"/>
+        </w:rPr>
+        <w:t xml:space="preserve"> </w:t>
+      </w:r>
+      <w:proofErr w:type="spellStart"/>
+      <w:r>
+        <w:rPr>
+          <w:rFonts w:eastAsia="Times New Roman" w:cs="Times New Roman"/>
+          <w:szCs w:val="28"/>
+          <w:lang w:val="ru-RU" w:eastAsia="uk-UA"/>
+        </w:rPr>
+        <w:t>вміст</w:t>
+      </w:r>
+      <w:proofErr w:type="spellEnd"/>
+      <w:r>
+        <w:rPr>
+          <w:rFonts w:eastAsia="Times New Roman" w:cs="Times New Roman"/>
+          <w:szCs w:val="28"/>
+          <w:lang w:val="ru-RU" w:eastAsia="uk-UA"/>
+        </w:rPr>
+        <w:t xml:space="preserve"> документа (</w:t>
+      </w:r>
+      <w:proofErr w:type="spellStart"/>
+      <w:r>
+        <w:rPr>
+          <w:rFonts w:eastAsia="Times New Roman" w:cs="Times New Roman"/>
+          <w:szCs w:val="28"/>
+          <w:lang w:val="ru-RU" w:eastAsia="uk-UA"/>
+        </w:rPr>
+        <w:t>використовується</w:t>
+      </w:r>
+      <w:proofErr w:type="spellEnd"/>
+      <w:r>
+        <w:rPr>
+          <w:rFonts w:eastAsia="Times New Roman" w:cs="Times New Roman"/>
+          <w:szCs w:val="28"/>
+          <w:lang w:val="ru-RU" w:eastAsia="uk-UA"/>
+        </w:rPr>
+        <w:t xml:space="preserve"> на </w:t>
+      </w:r>
+      <w:proofErr w:type="spellStart"/>
+      <w:r>
+        <w:rPr>
+          <w:rFonts w:eastAsia="Times New Roman" w:cs="Times New Roman"/>
+          <w:szCs w:val="28"/>
+          <w:lang w:val="ru-RU" w:eastAsia="uk-UA"/>
+        </w:rPr>
+        <w:t>сторінці</w:t>
+      </w:r>
+      <w:proofErr w:type="spellEnd"/>
+      <w:r>
+        <w:rPr>
+          <w:rFonts w:eastAsia="Times New Roman" w:cs="Times New Roman"/>
+          <w:szCs w:val="28"/>
+          <w:lang w:val="ru-RU" w:eastAsia="uk-UA"/>
+        </w:rPr>
+        <w:t xml:space="preserve"> один раз).</w:t>
+      </w:r>
+    </w:p>
+    <w:p>
+      <w:pPr>
+        <w:numPr>
+          <w:ilvl w:val="0"/>
+          <w:numId w:val="11"/>
+        </w:numPr>
+        <w:tabs>
+          <w:tab w:val="left" w:pos="1276"/>
+        </w:tabs>
+        <w:spacing w:after="0" w:line="360" w:lineRule="auto"/>
+        <w:ind w:left="0" w:firstLine="851"/>
+        <w:rPr>
+          <w:rFonts w:eastAsia="Times New Roman" w:cs="Times New Roman"/>
+          <w:szCs w:val="28"/>
+          <w:lang w:val="ru-RU" w:eastAsia="uk-UA"/>
+        </w:rPr>
+      </w:pPr>
+      <w:r>
+        <w:rPr>
+          <w:rFonts w:eastAsia="Times New Roman" w:cs="Times New Roman"/>
+          <w:szCs w:val="28"/>
+          <w:lang w:val="ru-RU" w:eastAsia="uk-UA"/>
+        </w:rPr>
+        <w:t>&lt;</w:t>
+      </w:r>
+      <w:proofErr w:type="spellStart"/>
+      <w:r>
+        <w:rPr>
+          <w:rFonts w:eastAsia="Times New Roman" w:cs="Times New Roman"/>
+          <w:szCs w:val="28"/>
+          <w:lang w:val="ru-RU" w:eastAsia="uk-UA"/>
+        </w:rPr>
+        <w:t>section</w:t>
+      </w:r>
+      <w:proofErr w:type="spellEnd"/>
+      <w:r>
+        <w:rPr>
+          <w:rFonts w:eastAsia="Times New Roman" w:cs="Times New Roman"/>
+          <w:szCs w:val="28"/>
+          <w:lang w:val="ru-RU" w:eastAsia="uk-UA"/>
+        </w:rPr>
+        <w:t xml:space="preserve">&gt; — </w:t>
+      </w:r>
+      <w:proofErr w:type="spellStart"/>
+      <w:r>
+        <w:rPr>
+          <w:rFonts w:eastAsia="Times New Roman" w:cs="Times New Roman"/>
+          <w:szCs w:val="28"/>
+          <w:lang w:val="ru-RU" w:eastAsia="uk-UA"/>
+        </w:rPr>
+        <w:t>слугує</w:t>
+      </w:r>
+      <w:proofErr w:type="spellEnd"/>
+      <w:r>
+        <w:rPr>
+          <w:rFonts w:eastAsia="Times New Roman" w:cs="Times New Roman"/>
+          <w:szCs w:val="28"/>
+          <w:lang w:val="ru-RU" w:eastAsia="uk-UA"/>
+        </w:rPr>
+        <w:t xml:space="preserve"> для </w:t>
+      </w:r>
+      <w:proofErr w:type="spellStart"/>
+      <w:r>
+        <w:rPr>
+          <w:rFonts w:eastAsia="Times New Roman" w:cs="Times New Roman"/>
+          <w:szCs w:val="28"/>
+          <w:lang w:val="ru-RU" w:eastAsia="uk-UA"/>
+        </w:rPr>
+        <w:t>групування</w:t>
+      </w:r>
+      <w:proofErr w:type="spellEnd"/>
+      <w:r>
+        <w:rPr>
+          <w:rFonts w:eastAsia="Times New Roman" w:cs="Times New Roman"/>
+          <w:szCs w:val="28"/>
+          <w:lang w:val="ru-RU" w:eastAsia="uk-UA"/>
+        </w:rPr>
+        <w:t xml:space="preserve"> </w:t>
+      </w:r>
+      <w:proofErr w:type="spellStart"/>
+      <w:r>
+        <w:rPr>
+          <w:rFonts w:eastAsia="Times New Roman" w:cs="Times New Roman"/>
+          <w:szCs w:val="28"/>
+          <w:lang w:val="ru-RU" w:eastAsia="uk-UA"/>
+        </w:rPr>
+        <w:t>тематично</w:t>
+      </w:r>
+      <w:proofErr w:type="spellEnd"/>
+      <w:r>
+        <w:rPr>
+          <w:rFonts w:eastAsia="Times New Roman" w:cs="Times New Roman"/>
+          <w:szCs w:val="28"/>
+          <w:lang w:val="ru-RU" w:eastAsia="uk-UA"/>
+        </w:rPr>
+        <w:t xml:space="preserve"> </w:t>
+      </w:r>
+      <w:proofErr w:type="spellStart"/>
+      <w:r>
+        <w:rPr>
+          <w:rFonts w:eastAsia="Times New Roman" w:cs="Times New Roman"/>
+          <w:szCs w:val="28"/>
+          <w:lang w:val="ru-RU" w:eastAsia="uk-UA"/>
+        </w:rPr>
+        <w:t>пов'язаного</w:t>
+      </w:r>
+      <w:proofErr w:type="spellEnd"/>
+      <w:r>
+        <w:rPr>
+          <w:rFonts w:eastAsia="Times New Roman" w:cs="Times New Roman"/>
+          <w:szCs w:val="28"/>
+          <w:lang w:val="ru-RU" w:eastAsia="uk-UA"/>
+        </w:rPr>
+        <w:t xml:space="preserve"> контенту (</w:t>
+      </w:r>
+      <w:proofErr w:type="spellStart"/>
+      <w:r>
+        <w:rPr>
+          <w:rFonts w:eastAsia="Times New Roman" w:cs="Times New Roman"/>
+          <w:szCs w:val="28"/>
+          <w:lang w:val="ru-RU" w:eastAsia="uk-UA"/>
+        </w:rPr>
+        <w:t>розділу</w:t>
+      </w:r>
+      <w:proofErr w:type="spellEnd"/>
+      <w:r>
+        <w:rPr>
+          <w:rFonts w:eastAsia="Times New Roman" w:cs="Times New Roman"/>
+          <w:szCs w:val="28"/>
+          <w:lang w:val="ru-RU" w:eastAsia="uk-UA"/>
+        </w:rPr>
+        <w:t xml:space="preserve"> </w:t>
+      </w:r>
+      <w:proofErr w:type="spellStart"/>
+      <w:r>
+        <w:rPr>
+          <w:rFonts w:eastAsia="Times New Roman" w:cs="Times New Roman"/>
+          <w:szCs w:val="28"/>
+          <w:lang w:val="ru-RU" w:eastAsia="uk-UA"/>
+        </w:rPr>
+        <w:t>або</w:t>
+      </w:r>
+      <w:proofErr w:type="spellEnd"/>
+      <w:r>
+        <w:rPr>
+          <w:rFonts w:eastAsia="Times New Roman" w:cs="Times New Roman"/>
+          <w:szCs w:val="28"/>
+          <w:lang w:val="ru-RU" w:eastAsia="uk-UA"/>
+        </w:rPr>
+        <w:t xml:space="preserve"> </w:t>
+      </w:r>
+      <w:proofErr w:type="spellStart"/>
+      <w:r>
+        <w:rPr>
+          <w:rFonts w:eastAsia="Times New Roman" w:cs="Times New Roman"/>
+          <w:szCs w:val="28"/>
+          <w:lang w:val="ru-RU" w:eastAsia="uk-UA"/>
+        </w:rPr>
+        <w:t>секції</w:t>
+      </w:r>
+      <w:proofErr w:type="spellEnd"/>
+      <w:r>
+        <w:rPr>
+          <w:rFonts w:eastAsia="Times New Roman" w:cs="Times New Roman"/>
+          <w:szCs w:val="28"/>
+          <w:lang w:val="ru-RU" w:eastAsia="uk-UA"/>
+        </w:rPr>
+        <w:t>).</w:t>
+      </w:r>
+    </w:p>
+    <w:p>
+      <w:pPr>
+        <w:numPr>
+          <w:ilvl w:val="0"/>
+          <w:numId w:val="11"/>
+        </w:numPr>
+        <w:tabs>
+          <w:tab w:val="left" w:pos="1276"/>
+        </w:tabs>
+        <w:spacing w:after="0" w:line="360" w:lineRule="auto"/>
+        <w:ind w:left="0" w:firstLine="851"/>
+        <w:rPr>
+          <w:rFonts w:eastAsia="Times New Roman" w:cs="Times New Roman"/>
+          <w:szCs w:val="28"/>
+          <w:lang w:val="ru-RU" w:eastAsia="uk-UA"/>
+        </w:rPr>
+      </w:pPr>
+      <w:r>
+        <w:rPr>
+          <w:rFonts w:eastAsia="Times New Roman" w:cs="Times New Roman"/>
+          <w:szCs w:val="28"/>
+          <w:lang w:val="ru-RU" w:eastAsia="uk-UA"/>
+        </w:rPr>
+        <w:t>&lt;</w:t>
+      </w:r>
+      <w:proofErr w:type="spellStart"/>
+      <w:r>
+        <w:rPr>
+          <w:rFonts w:eastAsia="Times New Roman" w:cs="Times New Roman"/>
+          <w:szCs w:val="28"/>
+          <w:lang w:val="ru-RU" w:eastAsia="uk-UA"/>
+        </w:rPr>
+        <w:t>article</w:t>
+      </w:r>
+      <w:proofErr w:type="spellEnd"/>
+      <w:r>
+        <w:rPr>
+          <w:rFonts w:eastAsia="Times New Roman" w:cs="Times New Roman"/>
+          <w:szCs w:val="28"/>
+          <w:lang w:val="ru-RU" w:eastAsia="uk-UA"/>
+        </w:rPr>
+        <w:t xml:space="preserve">&gt; — </w:t>
+      </w:r>
+      <w:proofErr w:type="spellStart"/>
+      <w:r>
+        <w:rPr>
+          <w:rFonts w:eastAsia="Times New Roman" w:cs="Times New Roman"/>
+          <w:szCs w:val="28"/>
+          <w:lang w:val="ru-RU" w:eastAsia="uk-UA"/>
+        </w:rPr>
+        <w:t>визначає</w:t>
+      </w:r>
+      <w:proofErr w:type="spellEnd"/>
+      <w:r>
+        <w:rPr>
+          <w:rFonts w:eastAsia="Times New Roman" w:cs="Times New Roman"/>
+          <w:szCs w:val="28"/>
+          <w:lang w:val="ru-RU" w:eastAsia="uk-UA"/>
+        </w:rPr>
+        <w:t xml:space="preserve"> </w:t>
+      </w:r>
+      <w:proofErr w:type="spellStart"/>
+      <w:r>
+        <w:rPr>
+          <w:rFonts w:eastAsia="Times New Roman" w:cs="Times New Roman"/>
+          <w:szCs w:val="28"/>
+          <w:lang w:val="ru-RU" w:eastAsia="uk-UA"/>
+        </w:rPr>
+        <w:t>самостійний</w:t>
+      </w:r>
+      <w:proofErr w:type="spellEnd"/>
+      <w:r>
+        <w:rPr>
+          <w:rFonts w:eastAsia="Times New Roman" w:cs="Times New Roman"/>
+          <w:szCs w:val="28"/>
+          <w:lang w:val="ru-RU" w:eastAsia="uk-UA"/>
+        </w:rPr>
+        <w:t xml:space="preserve">, завершений фрагмент </w:t>
+      </w:r>
+      <w:proofErr w:type="spellStart"/>
+      <w:r>
+        <w:rPr>
+          <w:rFonts w:eastAsia="Times New Roman" w:cs="Times New Roman"/>
+          <w:szCs w:val="28"/>
+          <w:lang w:val="ru-RU" w:eastAsia="uk-UA"/>
+        </w:rPr>
+        <w:t>інформації</w:t>
+      </w:r>
+      <w:proofErr w:type="spellEnd"/>
+      <w:r>
+        <w:rPr>
+          <w:rFonts w:eastAsia="Times New Roman" w:cs="Times New Roman"/>
+          <w:szCs w:val="28"/>
+          <w:lang w:val="ru-RU" w:eastAsia="uk-UA"/>
+        </w:rPr>
+        <w:t xml:space="preserve"> (</w:t>
+      </w:r>
+      <w:proofErr w:type="spellStart"/>
+      <w:r>
+        <w:rPr>
+          <w:rFonts w:eastAsia="Times New Roman" w:cs="Times New Roman"/>
+          <w:szCs w:val="28"/>
+          <w:lang w:val="ru-RU" w:eastAsia="uk-UA"/>
+        </w:rPr>
+        <w:t>наприклад</w:t>
+      </w:r>
+      <w:proofErr w:type="spellEnd"/>
+      <w:r>
+        <w:rPr>
+          <w:rFonts w:eastAsia="Times New Roman" w:cs="Times New Roman"/>
+          <w:szCs w:val="28"/>
+          <w:lang w:val="ru-RU" w:eastAsia="uk-UA"/>
+        </w:rPr>
+        <w:t xml:space="preserve">, </w:t>
+      </w:r>
+      <w:proofErr w:type="spellStart"/>
+      <w:r>
+        <w:rPr>
+          <w:rFonts w:eastAsia="Times New Roman" w:cs="Times New Roman"/>
+          <w:szCs w:val="28"/>
+          <w:lang w:val="ru-RU" w:eastAsia="uk-UA"/>
+        </w:rPr>
+        <w:t>статтю</w:t>
+      </w:r>
+      <w:proofErr w:type="spellEnd"/>
+      <w:r>
+        <w:rPr>
+          <w:rFonts w:eastAsia="Times New Roman" w:cs="Times New Roman"/>
+          <w:szCs w:val="28"/>
+          <w:lang w:val="ru-RU" w:eastAsia="uk-UA"/>
+        </w:rPr>
+        <w:t xml:space="preserve">, новину, </w:t>
+      </w:r>
+      <w:proofErr w:type="spellStart"/>
+      <w:r>
+        <w:rPr>
+          <w:rFonts w:eastAsia="Times New Roman" w:cs="Times New Roman"/>
+          <w:szCs w:val="28"/>
+          <w:lang w:val="ru-RU" w:eastAsia="uk-UA"/>
+        </w:rPr>
+        <w:t>допис</w:t>
+      </w:r>
+      <w:proofErr w:type="spellEnd"/>
+      <w:r>
+        <w:rPr>
+          <w:rFonts w:eastAsia="Times New Roman" w:cs="Times New Roman"/>
+          <w:szCs w:val="28"/>
+          <w:lang w:val="ru-RU" w:eastAsia="uk-UA"/>
+        </w:rPr>
+        <w:t xml:space="preserve">), </w:t>
+      </w:r>
+      <w:proofErr w:type="spellStart"/>
+      <w:r>
+        <w:rPr>
+          <w:rFonts w:eastAsia="Times New Roman" w:cs="Times New Roman"/>
+          <w:szCs w:val="28"/>
+          <w:lang w:val="ru-RU" w:eastAsia="uk-UA"/>
+        </w:rPr>
+        <w:t>який</w:t>
+      </w:r>
+      <w:proofErr w:type="spellEnd"/>
+      <w:r>
+        <w:rPr>
+          <w:rFonts w:eastAsia="Times New Roman" w:cs="Times New Roman"/>
+          <w:szCs w:val="28"/>
+          <w:lang w:val="ru-RU" w:eastAsia="uk-UA"/>
+        </w:rPr>
+        <w:t xml:space="preserve"> </w:t>
+      </w:r>
+      <w:proofErr w:type="spellStart"/>
+      <w:r>
+        <w:rPr>
+          <w:rFonts w:eastAsia="Times New Roman" w:cs="Times New Roman"/>
+          <w:szCs w:val="28"/>
+          <w:lang w:val="ru-RU" w:eastAsia="uk-UA"/>
+        </w:rPr>
+        <w:t>має</w:t>
+      </w:r>
+      <w:proofErr w:type="spellEnd"/>
+      <w:r>
+        <w:rPr>
+          <w:rFonts w:eastAsia="Times New Roman" w:cs="Times New Roman"/>
+          <w:szCs w:val="28"/>
+          <w:lang w:val="ru-RU" w:eastAsia="uk-UA"/>
+        </w:rPr>
+        <w:t xml:space="preserve"> </w:t>
+      </w:r>
+      <w:proofErr w:type="spellStart"/>
+      <w:r>
+        <w:rPr>
+          <w:rFonts w:eastAsia="Times New Roman" w:cs="Times New Roman"/>
+          <w:szCs w:val="28"/>
+          <w:lang w:val="ru-RU" w:eastAsia="uk-UA"/>
+        </w:rPr>
+        <w:t>власний</w:t>
+      </w:r>
+      <w:proofErr w:type="spellEnd"/>
+      <w:r>
+        <w:rPr>
+          <w:rFonts w:eastAsia="Times New Roman" w:cs="Times New Roman"/>
+          <w:szCs w:val="28"/>
+          <w:lang w:val="ru-RU" w:eastAsia="uk-UA"/>
+        </w:rPr>
+        <w:t xml:space="preserve"> </w:t>
+      </w:r>
+      <w:proofErr w:type="spellStart"/>
+      <w:r>
+        <w:rPr>
+          <w:rFonts w:eastAsia="Times New Roman" w:cs="Times New Roman"/>
+          <w:szCs w:val="28"/>
+          <w:lang w:val="ru-RU" w:eastAsia="uk-UA"/>
+        </w:rPr>
+        <w:t>сенс</w:t>
+      </w:r>
+      <w:proofErr w:type="spellEnd"/>
+      <w:r>
+        <w:rPr>
+          <w:rFonts w:eastAsia="Times New Roman" w:cs="Times New Roman"/>
+          <w:szCs w:val="28"/>
+          <w:lang w:val="ru-RU" w:eastAsia="uk-UA"/>
+        </w:rPr>
+        <w:t xml:space="preserve"> </w:t>
+      </w:r>
+      <w:proofErr w:type="spellStart"/>
+      <w:r>
+        <w:rPr>
+          <w:rFonts w:eastAsia="Times New Roman" w:cs="Times New Roman"/>
+          <w:szCs w:val="28"/>
+          <w:lang w:val="ru-RU" w:eastAsia="uk-UA"/>
+        </w:rPr>
+        <w:t>навіть</w:t>
+      </w:r>
+      <w:proofErr w:type="spellEnd"/>
+      <w:r>
+        <w:rPr>
+          <w:rFonts w:eastAsia="Times New Roman" w:cs="Times New Roman"/>
+          <w:szCs w:val="28"/>
+          <w:lang w:val="ru-RU" w:eastAsia="uk-UA"/>
+        </w:rPr>
+        <w:t xml:space="preserve"> </w:t>
+      </w:r>
+      <w:proofErr w:type="spellStart"/>
+      <w:r>
+        <w:rPr>
+          <w:rFonts w:eastAsia="Times New Roman" w:cs="Times New Roman"/>
+          <w:szCs w:val="28"/>
+          <w:lang w:val="ru-RU" w:eastAsia="uk-UA"/>
+        </w:rPr>
+        <w:t>окремо</w:t>
+      </w:r>
+      <w:proofErr w:type="spellEnd"/>
+      <w:r>
+        <w:rPr>
+          <w:rFonts w:eastAsia="Times New Roman" w:cs="Times New Roman"/>
+          <w:szCs w:val="28"/>
+          <w:lang w:val="ru-RU" w:eastAsia="uk-UA"/>
+        </w:rPr>
+        <w:t xml:space="preserve"> </w:t>
+      </w:r>
+      <w:proofErr w:type="spellStart"/>
+      <w:r>
+        <w:rPr>
+          <w:rFonts w:eastAsia="Times New Roman" w:cs="Times New Roman"/>
+          <w:szCs w:val="28"/>
+          <w:lang w:val="ru-RU" w:eastAsia="uk-UA"/>
+        </w:rPr>
+        <w:t>від</w:t>
+      </w:r>
+      <w:proofErr w:type="spellEnd"/>
+      <w:r>
+        <w:rPr>
+          <w:rFonts w:eastAsia="Times New Roman" w:cs="Times New Roman"/>
+          <w:szCs w:val="28"/>
+          <w:lang w:val="ru-RU" w:eastAsia="uk-UA"/>
+        </w:rPr>
+        <w:t xml:space="preserve"> </w:t>
+      </w:r>
+      <w:proofErr w:type="spellStart"/>
+      <w:r>
+        <w:rPr>
+          <w:rFonts w:eastAsia="Times New Roman" w:cs="Times New Roman"/>
+          <w:szCs w:val="28"/>
+          <w:lang w:val="ru-RU" w:eastAsia="uk-UA"/>
+        </w:rPr>
+        <w:t>решти</w:t>
+      </w:r>
+      <w:proofErr w:type="spellEnd"/>
+      <w:r>
+        <w:rPr>
+          <w:rFonts w:eastAsia="Times New Roman" w:cs="Times New Roman"/>
+          <w:szCs w:val="28"/>
+          <w:lang w:val="ru-RU" w:eastAsia="uk-UA"/>
+        </w:rPr>
+        <w:t xml:space="preserve"> </w:t>
+      </w:r>
+      <w:proofErr w:type="spellStart"/>
+      <w:r>
+        <w:rPr>
+          <w:rFonts w:eastAsia="Times New Roman" w:cs="Times New Roman"/>
+          <w:szCs w:val="28"/>
+          <w:lang w:val="ru-RU" w:eastAsia="uk-UA"/>
+        </w:rPr>
+        <w:t>сторінки</w:t>
+      </w:r>
+      <w:proofErr w:type="spellEnd"/>
+      <w:r>
+        <w:rPr>
+          <w:rFonts w:eastAsia="Times New Roman" w:cs="Times New Roman"/>
+          <w:szCs w:val="28"/>
+          <w:lang w:val="ru-RU" w:eastAsia="uk-UA"/>
+        </w:rPr>
+        <w:t>.</w:t>
+      </w:r>
+    </w:p>
+    <w:p>
+      <w:pPr>
+        <w:pStyle w:val="a7"/>
+        <w:numPr>
+          <w:ilvl w:val="0"/>
+          <w:numId w:val="12"/>
+        </w:numPr>
+        <w:tabs>
+          <w:tab w:val="left" w:pos="1276"/>
+        </w:tabs>
+        <w:spacing w:after="0" w:line="360" w:lineRule="auto"/>
+        <w:ind w:left="0" w:firstLine="851"/>
+        <w:rPr>
+          <w:rFonts w:eastAsia="Times New Roman" w:cs="Times New Roman"/>
+          <w:szCs w:val="28"/>
+          <w:lang w:val="ru-RU" w:eastAsia="uk-UA"/>
+        </w:rPr>
+      </w:pPr>
+      <w:r>
+        <w:rPr>
+          <w:rFonts w:eastAsia="Times New Roman" w:cs="Times New Roman"/>
+          <w:b/>
+          <w:bCs/>
+          <w:szCs w:val="28"/>
+          <w:lang w:val="ru-RU" w:eastAsia="uk-UA"/>
+        </w:rPr>
+        <w:t xml:space="preserve">Чим </w:t>
+      </w:r>
+      <w:proofErr w:type="spellStart"/>
+      <w:r>
+        <w:rPr>
+          <w:rFonts w:eastAsia="Times New Roman" w:cs="Times New Roman"/>
+          <w:b/>
+          <w:bCs/>
+          <w:szCs w:val="28"/>
+          <w:lang w:val="ru-RU" w:eastAsia="uk-UA"/>
+        </w:rPr>
+        <w:t>відрізняються</w:t>
+      </w:r>
+      <w:proofErr w:type="spellEnd"/>
+      <w:r>
+        <w:rPr>
+          <w:rFonts w:eastAsia="Times New Roman" w:cs="Times New Roman"/>
+          <w:b/>
+          <w:bCs/>
+          <w:szCs w:val="28"/>
+          <w:lang w:val="ru-RU" w:eastAsia="uk-UA"/>
+        </w:rPr>
+        <w:t xml:space="preserve"> теги </w:t>
+      </w:r>
+      <w:proofErr w:type="spellStart"/>
+      <w:r>
+        <w:rPr>
+          <w:rFonts w:eastAsia="Times New Roman" w:cs="Times New Roman"/>
+          <w:b/>
+          <w:bCs/>
+          <w:szCs w:val="28"/>
+          <w:lang w:val="ru-RU" w:eastAsia="uk-UA"/>
+        </w:rPr>
+        <w:t>заголовків</w:t>
+      </w:r>
+      <w:proofErr w:type="spellEnd"/>
+      <w:r>
+        <w:rPr>
+          <w:rFonts w:eastAsia="Times New Roman" w:cs="Times New Roman"/>
+          <w:b/>
+          <w:bCs/>
+          <w:szCs w:val="28"/>
+          <w:lang w:val="ru-RU" w:eastAsia="uk-UA"/>
+        </w:rPr>
+        <w:t xml:space="preserve"> </w:t>
+      </w:r>
+      <w:proofErr w:type="spellStart"/>
+      <w:r>
+        <w:rPr>
+          <w:rFonts w:eastAsia="Times New Roman" w:cs="Times New Roman"/>
+          <w:b/>
+          <w:bCs/>
+          <w:szCs w:val="28"/>
+          <w:lang w:val="ru-RU" w:eastAsia="uk-UA"/>
+        </w:rPr>
+        <w:t>залежно</w:t>
+      </w:r>
+      <w:proofErr w:type="spellEnd"/>
+      <w:r>
+        <w:rPr>
+          <w:rFonts w:eastAsia="Times New Roman" w:cs="Times New Roman"/>
+          <w:b/>
+          <w:bCs/>
+          <w:szCs w:val="28"/>
+          <w:lang w:val="ru-RU" w:eastAsia="uk-UA"/>
+        </w:rPr>
+        <w:t xml:space="preserve"> </w:t>
+      </w:r>
+      <w:proofErr w:type="spellStart"/>
+      <w:r>
+        <w:rPr>
+          <w:rFonts w:eastAsia="Times New Roman" w:cs="Times New Roman"/>
+          <w:b/>
+          <w:bCs/>
+          <w:szCs w:val="28"/>
+          <w:lang w:val="ru-RU" w:eastAsia="uk-UA"/>
+        </w:rPr>
+        <w:t>від</w:t>
+      </w:r>
+      <w:proofErr w:type="spellEnd"/>
+      <w:r>
+        <w:rPr>
+          <w:rFonts w:eastAsia="Times New Roman" w:cs="Times New Roman"/>
+          <w:b/>
+          <w:bCs/>
+          <w:szCs w:val="28"/>
+          <w:lang w:val="ru-RU" w:eastAsia="uk-UA"/>
+        </w:rPr>
+        <w:t xml:space="preserve"> </w:t>
+      </w:r>
+      <w:proofErr w:type="spellStart"/>
+      <w:r>
+        <w:rPr>
+          <w:rFonts w:eastAsia="Times New Roman" w:cs="Times New Roman"/>
+          <w:b/>
+          <w:bCs/>
+          <w:szCs w:val="28"/>
+          <w:lang w:val="ru-RU" w:eastAsia="uk-UA"/>
+        </w:rPr>
+        <w:t>цифри</w:t>
+      </w:r>
+      <w:proofErr w:type="spellEnd"/>
+      <w:r>
+        <w:rPr>
+          <w:rFonts w:eastAsia="Times New Roman" w:cs="Times New Roman"/>
+          <w:b/>
+          <w:bCs/>
+          <w:szCs w:val="28"/>
+          <w:lang w:val="ru-RU" w:eastAsia="uk-UA"/>
+        </w:rPr>
+        <w:t xml:space="preserve"> в </w:t>
+      </w:r>
+      <w:proofErr w:type="spellStart"/>
+      <w:r>
+        <w:rPr>
+          <w:rFonts w:eastAsia="Times New Roman" w:cs="Times New Roman"/>
+          <w:b/>
+          <w:bCs/>
+          <w:szCs w:val="28"/>
+          <w:lang w:val="ru-RU" w:eastAsia="uk-UA"/>
+        </w:rPr>
+        <w:t>назві</w:t>
+      </w:r>
+      <w:proofErr w:type="spellEnd"/>
+      <w:r>
+        <w:rPr>
+          <w:rFonts w:eastAsia="Times New Roman" w:cs="Times New Roman"/>
+          <w:b/>
+          <w:bCs/>
+          <w:szCs w:val="28"/>
+          <w:lang w:val="ru-RU" w:eastAsia="uk-UA"/>
+        </w:rPr>
+        <w:t>?</w:t>
+      </w:r>
+    </w:p>
+    <w:p>
+      <w:pPr>
+        <w:tabs>
+          <w:tab w:val="left" w:pos="1276"/>
+        </w:tabs>
+        <w:spacing w:after="0" w:line="360" w:lineRule="auto"/>
+        <w:ind w:firstLine="851"/>
+        <w:rPr>
+          <w:rFonts w:eastAsia="Times New Roman" w:cs="Times New Roman"/>
+          <w:szCs w:val="28"/>
+          <w:lang w:val="ru-RU" w:eastAsia="uk-UA"/>
+        </w:rPr>
+      </w:pPr>
+      <w:r>
+        <w:rPr>
+          <w:rFonts w:eastAsia="Times New Roman" w:cs="Times New Roman"/>
+          <w:szCs w:val="28"/>
+          <w:lang w:val="ru-RU" w:eastAsia="uk-UA"/>
+        </w:rPr>
+        <w:t>Цифра (</w:t>
+      </w:r>
+      <w:proofErr w:type="spellStart"/>
+      <w:r>
+        <w:rPr>
+          <w:rFonts w:eastAsia="Times New Roman" w:cs="Times New Roman"/>
+          <w:szCs w:val="28"/>
+          <w:lang w:val="ru-RU" w:eastAsia="uk-UA"/>
+        </w:rPr>
+        <w:t>від</w:t>
+      </w:r>
+      <w:proofErr w:type="spellEnd"/>
+      <w:r>
+        <w:rPr>
+          <w:rFonts w:eastAsia="Times New Roman" w:cs="Times New Roman"/>
+          <w:szCs w:val="28"/>
+          <w:lang w:val="ru-RU" w:eastAsia="uk-UA"/>
+        </w:rPr>
+        <w:t xml:space="preserve"> 1 до 6) </w:t>
+      </w:r>
+      <w:proofErr w:type="spellStart"/>
+      <w:r>
+        <w:rPr>
+          <w:rFonts w:eastAsia="Times New Roman" w:cs="Times New Roman"/>
+          <w:szCs w:val="28"/>
+          <w:lang w:val="ru-RU" w:eastAsia="uk-UA"/>
+        </w:rPr>
+        <w:t>вказує</w:t>
+      </w:r>
+      <w:proofErr w:type="spellEnd"/>
+      <w:r>
+        <w:rPr>
+          <w:rFonts w:eastAsia="Times New Roman" w:cs="Times New Roman"/>
+          <w:szCs w:val="28"/>
+          <w:lang w:val="ru-RU" w:eastAsia="uk-UA"/>
+        </w:rPr>
+        <w:t xml:space="preserve"> на </w:t>
+      </w:r>
+      <w:proofErr w:type="spellStart"/>
+      <w:r>
+        <w:rPr>
+          <w:rFonts w:eastAsia="Times New Roman" w:cs="Times New Roman"/>
+          <w:szCs w:val="28"/>
+          <w:lang w:val="ru-RU" w:eastAsia="uk-UA"/>
+        </w:rPr>
+        <w:t>рівень</w:t>
+      </w:r>
+      <w:proofErr w:type="spellEnd"/>
+      <w:r>
+        <w:rPr>
+          <w:rFonts w:eastAsia="Times New Roman" w:cs="Times New Roman"/>
+          <w:szCs w:val="28"/>
+          <w:lang w:val="ru-RU" w:eastAsia="uk-UA"/>
+        </w:rPr>
+        <w:t xml:space="preserve"> </w:t>
+      </w:r>
+      <w:proofErr w:type="spellStart"/>
+      <w:r>
+        <w:rPr>
+          <w:rFonts w:eastAsia="Times New Roman" w:cs="Times New Roman"/>
+          <w:szCs w:val="28"/>
+          <w:lang w:val="ru-RU" w:eastAsia="uk-UA"/>
+        </w:rPr>
+        <w:t>ієрархії</w:t>
+      </w:r>
+      <w:proofErr w:type="spellEnd"/>
+      <w:r>
+        <w:rPr>
+          <w:rFonts w:eastAsia="Times New Roman" w:cs="Times New Roman"/>
+          <w:szCs w:val="28"/>
+          <w:lang w:val="ru-RU" w:eastAsia="uk-UA"/>
+        </w:rPr>
+        <w:t xml:space="preserve"> та </w:t>
+      </w:r>
+      <w:proofErr w:type="spellStart"/>
+      <w:r>
+        <w:rPr>
+          <w:rFonts w:eastAsia="Times New Roman" w:cs="Times New Roman"/>
+          <w:szCs w:val="28"/>
+          <w:lang w:val="ru-RU" w:eastAsia="uk-UA"/>
+        </w:rPr>
+        <w:t>важливість</w:t>
+      </w:r>
+      <w:proofErr w:type="spellEnd"/>
+      <w:r>
+        <w:rPr>
+          <w:rFonts w:eastAsia="Times New Roman" w:cs="Times New Roman"/>
+          <w:szCs w:val="28"/>
+          <w:lang w:val="ru-RU" w:eastAsia="uk-UA"/>
+        </w:rPr>
+        <w:t xml:space="preserve"> заголовка: &lt;h1&gt; — заголовок </w:t>
+      </w:r>
+      <w:proofErr w:type="spellStart"/>
+      <w:r>
+        <w:rPr>
+          <w:rFonts w:eastAsia="Times New Roman" w:cs="Times New Roman"/>
+          <w:szCs w:val="28"/>
+          <w:lang w:val="ru-RU" w:eastAsia="uk-UA"/>
+        </w:rPr>
+        <w:t>найвищого</w:t>
+      </w:r>
+      <w:proofErr w:type="spellEnd"/>
+      <w:r>
+        <w:rPr>
+          <w:rFonts w:eastAsia="Times New Roman" w:cs="Times New Roman"/>
+          <w:szCs w:val="28"/>
+          <w:lang w:val="ru-RU" w:eastAsia="uk-UA"/>
+        </w:rPr>
+        <w:t xml:space="preserve"> (</w:t>
+      </w:r>
+      <w:proofErr w:type="spellStart"/>
+      <w:r>
+        <w:rPr>
+          <w:rFonts w:eastAsia="Times New Roman" w:cs="Times New Roman"/>
+          <w:szCs w:val="28"/>
+          <w:lang w:val="ru-RU" w:eastAsia="uk-UA"/>
+        </w:rPr>
+        <w:t>першого</w:t>
+      </w:r>
+      <w:proofErr w:type="spellEnd"/>
+      <w:r>
+        <w:rPr>
+          <w:rFonts w:eastAsia="Times New Roman" w:cs="Times New Roman"/>
+          <w:szCs w:val="28"/>
+          <w:lang w:val="ru-RU" w:eastAsia="uk-UA"/>
+        </w:rPr>
+        <w:t xml:space="preserve">) </w:t>
+      </w:r>
+      <w:proofErr w:type="spellStart"/>
+      <w:r>
+        <w:rPr>
+          <w:rFonts w:eastAsia="Times New Roman" w:cs="Times New Roman"/>
+          <w:szCs w:val="28"/>
+          <w:lang w:val="ru-RU" w:eastAsia="uk-UA"/>
+        </w:rPr>
+        <w:t>рівня</w:t>
+      </w:r>
+      <w:proofErr w:type="spellEnd"/>
+      <w:r>
+        <w:rPr>
+          <w:rFonts w:eastAsia="Times New Roman" w:cs="Times New Roman"/>
+          <w:szCs w:val="28"/>
+          <w:lang w:val="ru-RU" w:eastAsia="uk-UA"/>
+        </w:rPr>
+        <w:t xml:space="preserve">, а &lt;h6&gt; — заголовок </w:t>
+      </w:r>
+      <w:proofErr w:type="spellStart"/>
+      <w:r>
+        <w:rPr>
+          <w:rFonts w:eastAsia="Times New Roman" w:cs="Times New Roman"/>
+          <w:szCs w:val="28"/>
+          <w:lang w:val="ru-RU" w:eastAsia="uk-UA"/>
+        </w:rPr>
+        <w:t>найнижчого</w:t>
+      </w:r>
+      <w:proofErr w:type="spellEnd"/>
+      <w:r>
+        <w:rPr>
+          <w:rFonts w:eastAsia="Times New Roman" w:cs="Times New Roman"/>
+          <w:szCs w:val="28"/>
+          <w:lang w:val="ru-RU" w:eastAsia="uk-UA"/>
+        </w:rPr>
+        <w:t xml:space="preserve"> (</w:t>
+      </w:r>
+      <w:proofErr w:type="spellStart"/>
+      <w:r>
+        <w:rPr>
+          <w:rFonts w:eastAsia="Times New Roman" w:cs="Times New Roman"/>
+          <w:szCs w:val="28"/>
+          <w:lang w:val="ru-RU" w:eastAsia="uk-UA"/>
+        </w:rPr>
+        <w:t>шостого</w:t>
+      </w:r>
+      <w:proofErr w:type="spellEnd"/>
+      <w:r>
+        <w:rPr>
+          <w:rFonts w:eastAsia="Times New Roman" w:cs="Times New Roman"/>
+          <w:szCs w:val="28"/>
+          <w:lang w:val="ru-RU" w:eastAsia="uk-UA"/>
+        </w:rPr>
+        <w:t xml:space="preserve">) </w:t>
+      </w:r>
+      <w:proofErr w:type="spellStart"/>
+      <w:r>
+        <w:rPr>
+          <w:rFonts w:eastAsia="Times New Roman" w:cs="Times New Roman"/>
+          <w:szCs w:val="28"/>
+          <w:lang w:val="ru-RU" w:eastAsia="uk-UA"/>
+        </w:rPr>
+        <w:t>рівня</w:t>
+      </w:r>
+      <w:proofErr w:type="spellEnd"/>
+      <w:r>
+        <w:rPr>
+          <w:rFonts w:eastAsia="Times New Roman" w:cs="Times New Roman"/>
+          <w:szCs w:val="28"/>
+          <w:lang w:val="ru-RU" w:eastAsia="uk-UA"/>
+        </w:rPr>
+        <w:t>.</w:t>
+      </w:r>
+    </w:p>
+    <w:p>
+      <w:pPr>
+        <w:pStyle w:val="a7"/>
+        <w:numPr>
+          <w:ilvl w:val="0"/>
+          <w:numId w:val="12"/>
+        </w:numPr>
+        <w:tabs>
+          <w:tab w:val="left" w:pos="1276"/>
+        </w:tabs>
+        <w:spacing w:after="0" w:line="360" w:lineRule="auto"/>
+        <w:ind w:left="0" w:firstLine="851"/>
+        <w:rPr>
+          <w:rFonts w:eastAsia="Times New Roman" w:cs="Times New Roman"/>
+          <w:szCs w:val="28"/>
+          <w:lang w:val="en-US" w:eastAsia="uk-UA"/>
+        </w:rPr>
+      </w:pPr>
+      <w:proofErr w:type="spellStart"/>
+      <w:r>
+        <w:rPr>
+          <w:rFonts w:eastAsia="Times New Roman" w:cs="Times New Roman"/>
+          <w:b/>
+          <w:bCs/>
+          <w:szCs w:val="28"/>
+          <w:lang w:val="ru-RU" w:eastAsia="uk-UA"/>
+        </w:rPr>
+        <w:t>Які</w:t>
+      </w:r>
+      <w:proofErr w:type="spellEnd"/>
+      <w:r>
+        <w:rPr>
+          <w:rFonts w:eastAsia="Times New Roman" w:cs="Times New Roman"/>
+          <w:b/>
+          <w:bCs/>
+          <w:szCs w:val="28"/>
+          <w:lang w:val="ru-RU" w:eastAsia="uk-UA"/>
+        </w:rPr>
+        <w:t xml:space="preserve"> теги </w:t>
+      </w:r>
+      <w:proofErr w:type="spellStart"/>
+      <w:r>
+        <w:rPr>
+          <w:rFonts w:eastAsia="Times New Roman" w:cs="Times New Roman"/>
+          <w:b/>
+          <w:bCs/>
+          <w:szCs w:val="28"/>
+          <w:lang w:val="ru-RU" w:eastAsia="uk-UA"/>
+        </w:rPr>
+        <w:t>використовуються</w:t>
+      </w:r>
+      <w:proofErr w:type="spellEnd"/>
+      <w:r>
+        <w:rPr>
+          <w:rFonts w:eastAsia="Times New Roman" w:cs="Times New Roman"/>
+          <w:b/>
+          <w:bCs/>
+          <w:szCs w:val="28"/>
+          <w:lang w:val="ru-RU" w:eastAsia="uk-UA"/>
+        </w:rPr>
+        <w:t xml:space="preserve"> для </w:t>
+      </w:r>
+      <w:proofErr w:type="spellStart"/>
+      <w:r>
+        <w:rPr>
+          <w:rFonts w:eastAsia="Times New Roman" w:cs="Times New Roman"/>
+          <w:b/>
+          <w:bCs/>
+          <w:szCs w:val="28"/>
+          <w:lang w:val="ru-RU" w:eastAsia="uk-UA"/>
+        </w:rPr>
+        <w:t>форматування</w:t>
+      </w:r>
+      <w:proofErr w:type="spellEnd"/>
+      <w:r>
+        <w:rPr>
+          <w:rFonts w:eastAsia="Times New Roman" w:cs="Times New Roman"/>
+          <w:b/>
+          <w:bCs/>
+          <w:szCs w:val="28"/>
+          <w:lang w:val="ru-RU" w:eastAsia="uk-UA"/>
+        </w:rPr>
+        <w:t xml:space="preserve"> тексту?</w:t>
+      </w:r>
+      <w:r>
+        <w:rPr>
+          <w:rFonts w:eastAsia="Times New Roman" w:cs="Times New Roman"/>
+          <w:szCs w:val="28"/>
+          <w:lang w:val="ru-RU" w:eastAsia="uk-UA"/>
+        </w:rPr>
+        <w:t xml:space="preserve"> </w:t>
+      </w:r>
+      <w:proofErr w:type="spellStart"/>
+      <w:r>
+        <w:rPr>
+          <w:rFonts w:eastAsia="Times New Roman" w:cs="Times New Roman"/>
+          <w:szCs w:val="28"/>
+          <w:lang w:val="ru-RU" w:eastAsia="uk-UA"/>
+        </w:rPr>
+        <w:t>Використовуються</w:t>
+      </w:r>
+      <w:proofErr w:type="spellEnd"/>
+      <w:r>
+        <w:rPr>
+          <w:rFonts w:eastAsia="Times New Roman" w:cs="Times New Roman"/>
+          <w:szCs w:val="28"/>
+          <w:lang w:val="en-US" w:eastAsia="uk-UA"/>
+        </w:rPr>
+        <w:t xml:space="preserve"> </w:t>
+      </w:r>
+      <w:proofErr w:type="spellStart"/>
+      <w:r>
+        <w:rPr>
+          <w:rFonts w:eastAsia="Times New Roman" w:cs="Times New Roman"/>
+          <w:szCs w:val="28"/>
+          <w:lang w:val="ru-RU" w:eastAsia="uk-UA"/>
+        </w:rPr>
+        <w:t>такі</w:t>
+      </w:r>
+      <w:proofErr w:type="spellEnd"/>
+      <w:r>
+        <w:rPr>
+          <w:rFonts w:eastAsia="Times New Roman" w:cs="Times New Roman"/>
+          <w:szCs w:val="28"/>
+          <w:lang w:val="en-US" w:eastAsia="uk-UA"/>
+        </w:rPr>
+        <w:t xml:space="preserve"> </w:t>
+      </w:r>
+      <w:r>
+        <w:rPr>
+          <w:rFonts w:eastAsia="Times New Roman" w:cs="Times New Roman"/>
+          <w:szCs w:val="28"/>
+          <w:lang w:val="ru-RU" w:eastAsia="uk-UA"/>
+        </w:rPr>
+        <w:t>теги</w:t>
+      </w:r>
+      <w:r>
+        <w:rPr>
+          <w:rFonts w:eastAsia="Times New Roman" w:cs="Times New Roman"/>
+          <w:szCs w:val="28"/>
+          <w:lang w:val="en-US" w:eastAsia="uk-UA"/>
+        </w:rPr>
+        <w:t>: &lt;b&gt;, &lt;strong&gt;, &lt;</w:t>
+      </w:r>
+      <w:proofErr w:type="spellStart"/>
+      <w:r>
+        <w:rPr>
+          <w:rFonts w:eastAsia="Times New Roman" w:cs="Times New Roman"/>
+          <w:szCs w:val="28"/>
+          <w:lang w:val="en-US" w:eastAsia="uk-UA"/>
+        </w:rPr>
+        <w:t>i</w:t>
+      </w:r>
+      <w:proofErr w:type="spellEnd"/>
+      <w:r>
+        <w:rPr>
+          <w:rFonts w:eastAsia="Times New Roman" w:cs="Times New Roman"/>
+          <w:szCs w:val="28"/>
+          <w:lang w:val="en-US" w:eastAsia="uk-UA"/>
+        </w:rPr>
+        <w:t>&gt;, &lt;</w:t>
+      </w:r>
+      <w:proofErr w:type="spellStart"/>
+      <w:r>
+        <w:rPr>
+          <w:rFonts w:eastAsia="Times New Roman" w:cs="Times New Roman"/>
+          <w:szCs w:val="28"/>
+          <w:lang w:val="en-US" w:eastAsia="uk-UA"/>
+        </w:rPr>
+        <w:t>em</w:t>
+      </w:r>
+      <w:proofErr w:type="spellEnd"/>
+      <w:r>
+        <w:rPr>
+          <w:rFonts w:eastAsia="Times New Roman" w:cs="Times New Roman"/>
+          <w:szCs w:val="28"/>
+          <w:lang w:val="en-US" w:eastAsia="uk-UA"/>
+        </w:rPr>
+        <w:t xml:space="preserve">&gt;, &lt;del&gt;, &lt;s&gt;, &lt;ins&gt;, &lt;u&gt;, &lt;mark&gt;, &lt;small&gt;, &lt;sub&gt;, &lt;sup&gt;. </w:t>
+      </w:r>
+    </w:p>
+    <w:p>
+      <w:pPr>
+        <w:tabs>
+          <w:tab w:val="left" w:pos="1276"/>
+        </w:tabs>
+        <w:spacing w:after="0" w:line="360" w:lineRule="auto"/>
+        <w:ind w:firstLine="851"/>
         <w:jc w:val="both"/>
         <w:rPr>
           <w:rFonts w:eastAsia="Times New Roman" w:cs="Times New Roman"/>
@@ -2551,7 +4751,11 @@
     </w:p>
     <w:p>
       <w:pPr>
-        <w:pStyle w:val="Heading1"/>
+        <w:pStyle w:val="1"/>
+        <w:tabs>
+          <w:tab w:val="left" w:pos="1276"/>
+        </w:tabs>
+        <w:ind w:firstLine="851"/>
         <w:jc w:val="left"/>
         <w:rPr>
           <w:b w:val="0"/>
@@ -2569,7 +4773,11 @@
     </w:p>
     <w:p>
       <w:pPr>
-        <w:pStyle w:val="Heading1"/>
+        <w:pStyle w:val="1"/>
+        <w:tabs>
+          <w:tab w:val="left" w:pos="1276"/>
+        </w:tabs>
+        <w:ind w:firstLine="851"/>
         <w:jc w:val="left"/>
         <w:rPr>
           <w:b w:val="0"/>
@@ -2590,7 +4798,7 @@
 </file>
 
 <file path=word/numbering.xml><?xml version="1.0" encoding="utf-8"?>
-<w:numbering xmlns:wpc="http://schemas.microsoft.com/office/word/2010/wordprocessingCanvas" xmlns:cx="http://schemas.microsoft.com/office/drawing/2014/chartex" xmlns:cx1="http://schemas.microsoft.com/office/drawing/2015/9/8/chartex" xmlns:cx2="http://schemas.microsoft.com/office/drawing/2015/10/21/chartex" xmlns:cx3="http://schemas.microsoft.com/office/drawing/2016/5/9/chartex" xmlns:cx4="http://schemas.microsoft.com/office/drawing/2016/5/10/chartex" xmlns:cx5="http://schemas.microsoft.com/office/drawing/2016/5/11/chartex" xmlns:cx6="http://schemas.microsoft.com/office/drawing/2016/5/12/chartex" xmlns:cx7="http://schemas.microsoft.com/office/drawing/2016/5/13/chartex" xmlns:cx8="http://schemas.microsoft.com/office/drawing/2016/5/14/chartex" xmlns:mc="http://schemas.openxmlformats.org/markup-compatibility/2006" xmlns:aink="http://schemas.microsoft.com/office/drawing/2016/ink" xmlns:am3d="http://schemas.microsoft.com/office/drawing/2017/model3d" xmlns:o="urn:schemas-microsoft-com:office:office" xmlns:oel="http://schemas.microsoft.com/office/2019/extlst" xmlns:r="http://schemas.openxmlformats.org/officeDocument/2006/relationships" xmlns:m="http://schemas.openxmlformats.org/officeDocument/2006/math" xmlns:v="urn:schemas-microsoft-com:vml" xmlns:wp14="http://schemas.microsoft.com/office/word/2010/wordprocessingDrawing" xmlns:wp="http://schemas.openxmlformats.org/drawingml/2006/wordprocessingDrawing" xmlns:w10="urn:schemas-microsoft-com:office:word" xmlns:w="http://schemas.openxmlformats.org/wordprocessingml/2006/main" xmlns:w14="http://schemas.microsoft.com/office/word/2010/wordml" xmlns:w15="http://schemas.microsoft.com/office/word/2012/wordml" xmlns:w16cex="http://schemas.microsoft.com/office/word/2018/wordml/cex" xmlns:w16cid="http://schemas.microsoft.com/office/word/2016/wordml/cid" xmlns:w16="http://schemas.microsoft.com/office/word/2018/wordml" xmlns:w16du="http://schemas.microsoft.com/office/word/2023/wordml/word16du" xmlns:w16sdtdh="http://schemas.microsoft.com/office/word/2020/wordml/sdtdatahash" xmlns:w16sdtfl="http://schemas.microsoft.com/office/word/2024/wordml/sdtformatlock" xmlns:w16se="http://schemas.microsoft.com/office/word/2015/wordml/symex" xmlns:wpg="http://schemas.microsoft.com/office/word/2010/wordprocessingGroup" xmlns:wpi="http://schemas.microsoft.com/office/word/2010/wordprocessingInk" xmlns:wne="http://schemas.microsoft.com/office/word/2006/wordml" xmlns:wps="http://schemas.microsoft.com/office/word/2010/wordprocessingShape" mc:Ignorable="w14 w15 w16se w16cid w16 w16cex w16sdtdh w16sdtfl w16du wp14">
+<w:numbering xmlns:wpc="http://schemas.microsoft.com/office/word/2010/wordprocessingCanvas" xmlns:cx="http://schemas.microsoft.com/office/drawing/2014/chartex" xmlns:cx1="http://schemas.microsoft.com/office/drawing/2015/9/8/chartex" xmlns:cx2="http://schemas.microsoft.com/office/drawing/2015/10/21/chartex" xmlns:cx3="http://schemas.microsoft.com/office/drawing/2016/5/9/chartex" xmlns:cx4="http://schemas.microsoft.com/office/drawing/2016/5/10/chartex" xmlns:cx5="http://schemas.microsoft.com/office/drawing/2016/5/11/chartex" xmlns:cx6="http://schemas.microsoft.com/office/drawing/2016/5/12/chartex" xmlns:cx7="http://schemas.microsoft.com/office/drawing/2016/5/13/chartex" xmlns:cx8="http://schemas.microsoft.com/office/drawing/2016/5/14/chartex" xmlns:mc="http://schemas.openxmlformats.org/markup-compatibility/2006" xmlns:aink="http://schemas.microsoft.com/office/drawing/2016/ink" xmlns:am3d="http://schemas.microsoft.com/office/drawing/2017/model3d" xmlns:o="urn:schemas-microsoft-com:office:office" xmlns:oel="http://schemas.microsoft.com/office/2019/extlst" xmlns:r="http://schemas.openxmlformats.org/officeDocument/2006/relationships" xmlns:m="http://schemas.openxmlformats.org/officeDocument/2006/math" xmlns:v="urn:schemas-microsoft-com:vml" xmlns:wp14="http://schemas.microsoft.com/office/word/2010/wordprocessingDrawing" xmlns:wp="http://schemas.openxmlformats.org/drawingml/2006/wordprocessingDrawing" xmlns:w10="urn:schemas-microsoft-com:office:word" xmlns:w="http://schemas.openxmlformats.org/wordprocessingml/2006/main" xmlns:w14="http://schemas.microsoft.com/office/word/2010/wordml" xmlns:w15="http://schemas.microsoft.com/office/word/2012/wordml" xmlns:w16cex="http://schemas.microsoft.com/office/word/2018/wordml/cex" xmlns:w16cid="http://schemas.microsoft.com/office/word/2016/wordml/cid" xmlns:w16="http://schemas.microsoft.com/office/word/2018/wordml" xmlns:w16sdtdh="http://schemas.microsoft.com/office/word/2020/wordml/sdtdatahash" xmlns:w16se="http://schemas.microsoft.com/office/word/2015/wordml/symex" xmlns:wpg="http://schemas.microsoft.com/office/word/2010/wordprocessingGroup" xmlns:wpi="http://schemas.microsoft.com/office/word/2010/wordprocessingInk" xmlns:wne="http://schemas.microsoft.com/office/word/2006/wordml" xmlns:wps="http://schemas.microsoft.com/office/word/2010/wordprocessingShape" mc:Ignorable="w14 w15 w16se w16cid w16 w16cex w16sdtdh wp14">
   <w:abstractNum w:abstractNumId="0" w15:restartNumberingAfterBreak="0">
     <w:nsid w:val="03DE08EE"/>
     <w:multiLevelType w:val="hybridMultilevel"/>
@@ -2882,6 +5090,92 @@
     </w:lvl>
   </w:abstractNum>
   <w:abstractNum w:abstractNumId="3" w15:restartNumberingAfterBreak="0">
+    <w:nsid w:val="1ED03656"/>
+    <w:multiLevelType w:val="hybridMultilevel"/>
+    <w:tmpl w:val="F8E03F62"/>
+    <w:lvl w:ilvl="0" w:tplc="0419000F">
+      <w:start w:val="1"/>
+      <w:numFmt w:val="decimal"/>
+      <w:lvlText w:val="%1."/>
+      <w:lvlJc w:val="left"/>
+      <w:pPr>
+        <w:ind w:left="720" w:hanging="360"/>
+      </w:pPr>
+    </w:lvl>
+    <w:lvl w:ilvl="1" w:tplc="04190019" w:tentative="1">
+      <w:start w:val="1"/>
+      <w:numFmt w:val="lowerLetter"/>
+      <w:lvlText w:val="%2."/>
+      <w:lvlJc w:val="left"/>
+      <w:pPr>
+        <w:ind w:left="1440" w:hanging="360"/>
+      </w:pPr>
+    </w:lvl>
+    <w:lvl w:ilvl="2" w:tplc="0419001B" w:tentative="1">
+      <w:start w:val="1"/>
+      <w:numFmt w:val="lowerRoman"/>
+      <w:lvlText w:val="%3."/>
+      <w:lvlJc w:val="right"/>
+      <w:pPr>
+        <w:ind w:left="2160" w:hanging="180"/>
+      </w:pPr>
+    </w:lvl>
+    <w:lvl w:ilvl="3" w:tplc="0419000F" w:tentative="1">
+      <w:start w:val="1"/>
+      <w:numFmt w:val="decimal"/>
+      <w:lvlText w:val="%4."/>
+      <w:lvlJc w:val="left"/>
+      <w:pPr>
+        <w:ind w:left="2880" w:hanging="360"/>
+      </w:pPr>
+    </w:lvl>
+    <w:lvl w:ilvl="4" w:tplc="04190019" w:tentative="1">
+      <w:start w:val="1"/>
+      <w:numFmt w:val="lowerLetter"/>
+      <w:lvlText w:val="%5."/>
+      <w:lvlJc w:val="left"/>
+      <w:pPr>
+        <w:ind w:left="3600" w:hanging="360"/>
+      </w:pPr>
+    </w:lvl>
+    <w:lvl w:ilvl="5" w:tplc="0419001B" w:tentative="1">
+      <w:start w:val="1"/>
+      <w:numFmt w:val="lowerRoman"/>
+      <w:lvlText w:val="%6."/>
+      <w:lvlJc w:val="right"/>
+      <w:pPr>
+        <w:ind w:left="4320" w:hanging="180"/>
+      </w:pPr>
+    </w:lvl>
+    <w:lvl w:ilvl="6" w:tplc="0419000F" w:tentative="1">
+      <w:start w:val="1"/>
+      <w:numFmt w:val="decimal"/>
+      <w:lvlText w:val="%7."/>
+      <w:lvlJc w:val="left"/>
+      <w:pPr>
+        <w:ind w:left="5040" w:hanging="360"/>
+      </w:pPr>
+    </w:lvl>
+    <w:lvl w:ilvl="7" w:tplc="04190019" w:tentative="1">
+      <w:start w:val="1"/>
+      <w:numFmt w:val="lowerLetter"/>
+      <w:lvlText w:val="%8."/>
+      <w:lvlJc w:val="left"/>
+      <w:pPr>
+        <w:ind w:left="5760" w:hanging="360"/>
+      </w:pPr>
+    </w:lvl>
+    <w:lvl w:ilvl="8" w:tplc="0419001B" w:tentative="1">
+      <w:start w:val="1"/>
+      <w:numFmt w:val="lowerRoman"/>
+      <w:lvlText w:val="%9."/>
+      <w:lvlJc w:val="right"/>
+      <w:pPr>
+        <w:ind w:left="6480" w:hanging="180"/>
+      </w:pPr>
+    </w:lvl>
+  </w:abstractNum>
+  <w:abstractNum w:abstractNumId="4" w15:restartNumberingAfterBreak="0">
     <w:nsid w:val="1F9668F3"/>
     <w:multiLevelType w:val="hybridMultilevel"/>
     <w:tmpl w:val="1032B728"/>
@@ -2967,7 +5261,7 @@
       </w:pPr>
     </w:lvl>
   </w:abstractNum>
-  <w:abstractNum w:abstractNumId="4" w15:restartNumberingAfterBreak="0">
+  <w:abstractNum w:abstractNumId="5" w15:restartNumberingAfterBreak="0">
     <w:nsid w:val="40C91D96"/>
     <w:multiLevelType w:val="hybridMultilevel"/>
     <w:tmpl w:val="91701B02"/>
@@ -3079,7 +5373,7 @@
       </w:rPr>
     </w:lvl>
   </w:abstractNum>
-  <w:abstractNum w:abstractNumId="5" w15:restartNumberingAfterBreak="0">
+  <w:abstractNum w:abstractNumId="6" w15:restartNumberingAfterBreak="0">
     <w:nsid w:val="45F349DE"/>
     <w:multiLevelType w:val="hybridMultilevel"/>
     <w:tmpl w:val="2870DAA2"/>
@@ -3165,7 +5459,7 @@
       </w:pPr>
     </w:lvl>
   </w:abstractNum>
-  <w:abstractNum w:abstractNumId="6" w15:restartNumberingAfterBreak="0">
+  <w:abstractNum w:abstractNumId="7" w15:restartNumberingAfterBreak="0">
     <w:nsid w:val="498C438E"/>
     <w:multiLevelType w:val="hybridMultilevel"/>
     <w:tmpl w:val="50DED542"/>
@@ -3277,7 +5571,7 @@
       </w:rPr>
     </w:lvl>
   </w:abstractNum>
-  <w:abstractNum w:abstractNumId="7" w15:restartNumberingAfterBreak="0">
+  <w:abstractNum w:abstractNumId="8" w15:restartNumberingAfterBreak="0">
     <w:nsid w:val="58976796"/>
     <w:multiLevelType w:val="multilevel"/>
     <w:tmpl w:val="77CAF1E4"/>
@@ -3426,7 +5720,156 @@
       </w:rPr>
     </w:lvl>
   </w:abstractNum>
-  <w:abstractNum w:abstractNumId="8" w15:restartNumberingAfterBreak="0">
+  <w:abstractNum w:abstractNumId="9" w15:restartNumberingAfterBreak="0">
+    <w:nsid w:val="5F6F02A2"/>
+    <w:multiLevelType w:val="multilevel"/>
+    <w:tmpl w:val="74DE0AA8"/>
+    <w:lvl w:ilvl="0">
+      <w:start w:val="1"/>
+      <w:numFmt w:val="bullet"/>
+      <w:lvlText w:val=""/>
+      <w:lvlJc w:val="left"/>
+      <w:pPr>
+        <w:tabs>
+          <w:tab w:val="num" w:pos="720"/>
+        </w:tabs>
+        <w:ind w:left="720" w:hanging="360"/>
+      </w:pPr>
+      <w:rPr>
+        <w:rFonts w:ascii="Symbol" w:hAnsi="Symbol" w:hint="default"/>
+        <w:sz w:val="20"/>
+      </w:rPr>
+    </w:lvl>
+    <w:lvl w:ilvl="1" w:tentative="1">
+      <w:start w:val="1"/>
+      <w:numFmt w:val="bullet"/>
+      <w:lvlText w:val="o"/>
+      <w:lvlJc w:val="left"/>
+      <w:pPr>
+        <w:tabs>
+          <w:tab w:val="num" w:pos="1440"/>
+        </w:tabs>
+        <w:ind w:left="1440" w:hanging="360"/>
+      </w:pPr>
+      <w:rPr>
+        <w:rFonts w:ascii="Courier New" w:hAnsi="Courier New" w:hint="default"/>
+        <w:sz w:val="20"/>
+      </w:rPr>
+    </w:lvl>
+    <w:lvl w:ilvl="2" w:tentative="1">
+      <w:start w:val="1"/>
+      <w:numFmt w:val="bullet"/>
+      <w:lvlText w:val=""/>
+      <w:lvlJc w:val="left"/>
+      <w:pPr>
+        <w:tabs>
+          <w:tab w:val="num" w:pos="2160"/>
+        </w:tabs>
+        <w:ind w:left="2160" w:hanging="360"/>
+      </w:pPr>
+      <w:rPr>
+        <w:rFonts w:ascii="Wingdings" w:hAnsi="Wingdings" w:hint="default"/>
+        <w:sz w:val="20"/>
+      </w:rPr>
+    </w:lvl>
+    <w:lvl w:ilvl="3" w:tentative="1">
+      <w:start w:val="1"/>
+      <w:numFmt w:val="bullet"/>
+      <w:lvlText w:val=""/>
+      <w:lvlJc w:val="left"/>
+      <w:pPr>
+        <w:tabs>
+          <w:tab w:val="num" w:pos="2880"/>
+        </w:tabs>
+        <w:ind w:left="2880" w:hanging="360"/>
+      </w:pPr>
+      <w:rPr>
+        <w:rFonts w:ascii="Wingdings" w:hAnsi="Wingdings" w:hint="default"/>
+        <w:sz w:val="20"/>
+      </w:rPr>
+    </w:lvl>
+    <w:lvl w:ilvl="4" w:tentative="1">
+      <w:start w:val="1"/>
+      <w:numFmt w:val="bullet"/>
+      <w:lvlText w:val=""/>
+      <w:lvlJc w:val="left"/>
+      <w:pPr>
+        <w:tabs>
+          <w:tab w:val="num" w:pos="3600"/>
+        </w:tabs>
+        <w:ind w:left="3600" w:hanging="360"/>
+      </w:pPr>
+      <w:rPr>
+        <w:rFonts w:ascii="Wingdings" w:hAnsi="Wingdings" w:hint="default"/>
+        <w:sz w:val="20"/>
+      </w:rPr>
+    </w:lvl>
+    <w:lvl w:ilvl="5" w:tentative="1">
+      <w:start w:val="1"/>
+      <w:numFmt w:val="bullet"/>
+      <w:lvlText w:val=""/>
+      <w:lvlJc w:val="left"/>
+      <w:pPr>
+        <w:tabs>
+          <w:tab w:val="num" w:pos="4320"/>
+        </w:tabs>
+        <w:ind w:left="4320" w:hanging="360"/>
+      </w:pPr>
+      <w:rPr>
+        <w:rFonts w:ascii="Wingdings" w:hAnsi="Wingdings" w:hint="default"/>
+        <w:sz w:val="20"/>
+      </w:rPr>
+    </w:lvl>
+    <w:lvl w:ilvl="6" w:tentative="1">
+      <w:start w:val="1"/>
+      <w:numFmt w:val="bullet"/>
+      <w:lvlText w:val=""/>
+      <w:lvlJc w:val="left"/>
+      <w:pPr>
+        <w:tabs>
+          <w:tab w:val="num" w:pos="5040"/>
+        </w:tabs>
+        <w:ind w:left="5040" w:hanging="360"/>
+      </w:pPr>
+      <w:rPr>
+        <w:rFonts w:ascii="Wingdings" w:hAnsi="Wingdings" w:hint="default"/>
+        <w:sz w:val="20"/>
+      </w:rPr>
+    </w:lvl>
+    <w:lvl w:ilvl="7" w:tentative="1">
+      <w:start w:val="1"/>
+      <w:numFmt w:val="bullet"/>
+      <w:lvlText w:val=""/>
+      <w:lvlJc w:val="left"/>
+      <w:pPr>
+        <w:tabs>
+          <w:tab w:val="num" w:pos="5760"/>
+        </w:tabs>
+        <w:ind w:left="5760" w:hanging="360"/>
+      </w:pPr>
+      <w:rPr>
+        <w:rFonts w:ascii="Wingdings" w:hAnsi="Wingdings" w:hint="default"/>
+        <w:sz w:val="20"/>
+      </w:rPr>
+    </w:lvl>
+    <w:lvl w:ilvl="8" w:tentative="1">
+      <w:start w:val="1"/>
+      <w:numFmt w:val="bullet"/>
+      <w:lvlText w:val=""/>
+      <w:lvlJc w:val="left"/>
+      <w:pPr>
+        <w:tabs>
+          <w:tab w:val="num" w:pos="6480"/>
+        </w:tabs>
+        <w:ind w:left="6480" w:hanging="360"/>
+      </w:pPr>
+      <w:rPr>
+        <w:rFonts w:ascii="Wingdings" w:hAnsi="Wingdings" w:hint="default"/>
+        <w:sz w:val="20"/>
+      </w:rPr>
+    </w:lvl>
+  </w:abstractNum>
+  <w:abstractNum w:abstractNumId="10" w15:restartNumberingAfterBreak="0">
     <w:nsid w:val="5FB434E9"/>
     <w:multiLevelType w:val="hybridMultilevel"/>
     <w:tmpl w:val="AB58E856"/>
@@ -3539,8 +5982,157 @@
       </w:rPr>
     </w:lvl>
   </w:abstractNum>
+  <w:abstractNum w:abstractNumId="11" w15:restartNumberingAfterBreak="0">
+    <w:nsid w:val="6524555A"/>
+    <w:multiLevelType w:val="multilevel"/>
+    <w:tmpl w:val="6A244CAE"/>
+    <w:lvl w:ilvl="0">
+      <w:start w:val="1"/>
+      <w:numFmt w:val="bullet"/>
+      <w:lvlText w:val=""/>
+      <w:lvlJc w:val="left"/>
+      <w:pPr>
+        <w:tabs>
+          <w:tab w:val="num" w:pos="720"/>
+        </w:tabs>
+        <w:ind w:left="720" w:hanging="360"/>
+      </w:pPr>
+      <w:rPr>
+        <w:rFonts w:ascii="Symbol" w:hAnsi="Symbol" w:hint="default"/>
+        <w:sz w:val="20"/>
+      </w:rPr>
+    </w:lvl>
+    <w:lvl w:ilvl="1" w:tentative="1">
+      <w:start w:val="1"/>
+      <w:numFmt w:val="bullet"/>
+      <w:lvlText w:val="o"/>
+      <w:lvlJc w:val="left"/>
+      <w:pPr>
+        <w:tabs>
+          <w:tab w:val="num" w:pos="1440"/>
+        </w:tabs>
+        <w:ind w:left="1440" w:hanging="360"/>
+      </w:pPr>
+      <w:rPr>
+        <w:rFonts w:ascii="Courier New" w:hAnsi="Courier New" w:hint="default"/>
+        <w:sz w:val="20"/>
+      </w:rPr>
+    </w:lvl>
+    <w:lvl w:ilvl="2" w:tentative="1">
+      <w:start w:val="1"/>
+      <w:numFmt w:val="bullet"/>
+      <w:lvlText w:val=""/>
+      <w:lvlJc w:val="left"/>
+      <w:pPr>
+        <w:tabs>
+          <w:tab w:val="num" w:pos="2160"/>
+        </w:tabs>
+        <w:ind w:left="2160" w:hanging="360"/>
+      </w:pPr>
+      <w:rPr>
+        <w:rFonts w:ascii="Wingdings" w:hAnsi="Wingdings" w:hint="default"/>
+        <w:sz w:val="20"/>
+      </w:rPr>
+    </w:lvl>
+    <w:lvl w:ilvl="3" w:tentative="1">
+      <w:start w:val="1"/>
+      <w:numFmt w:val="bullet"/>
+      <w:lvlText w:val=""/>
+      <w:lvlJc w:val="left"/>
+      <w:pPr>
+        <w:tabs>
+          <w:tab w:val="num" w:pos="2880"/>
+        </w:tabs>
+        <w:ind w:left="2880" w:hanging="360"/>
+      </w:pPr>
+      <w:rPr>
+        <w:rFonts w:ascii="Wingdings" w:hAnsi="Wingdings" w:hint="default"/>
+        <w:sz w:val="20"/>
+      </w:rPr>
+    </w:lvl>
+    <w:lvl w:ilvl="4" w:tentative="1">
+      <w:start w:val="1"/>
+      <w:numFmt w:val="bullet"/>
+      <w:lvlText w:val=""/>
+      <w:lvlJc w:val="left"/>
+      <w:pPr>
+        <w:tabs>
+          <w:tab w:val="num" w:pos="3600"/>
+        </w:tabs>
+        <w:ind w:left="3600" w:hanging="360"/>
+      </w:pPr>
+      <w:rPr>
+        <w:rFonts w:ascii="Wingdings" w:hAnsi="Wingdings" w:hint="default"/>
+        <w:sz w:val="20"/>
+      </w:rPr>
+    </w:lvl>
+    <w:lvl w:ilvl="5" w:tentative="1">
+      <w:start w:val="1"/>
+      <w:numFmt w:val="bullet"/>
+      <w:lvlText w:val=""/>
+      <w:lvlJc w:val="left"/>
+      <w:pPr>
+        <w:tabs>
+          <w:tab w:val="num" w:pos="4320"/>
+        </w:tabs>
+        <w:ind w:left="4320" w:hanging="360"/>
+      </w:pPr>
+      <w:rPr>
+        <w:rFonts w:ascii="Wingdings" w:hAnsi="Wingdings" w:hint="default"/>
+        <w:sz w:val="20"/>
+      </w:rPr>
+    </w:lvl>
+    <w:lvl w:ilvl="6" w:tentative="1">
+      <w:start w:val="1"/>
+      <w:numFmt w:val="bullet"/>
+      <w:lvlText w:val=""/>
+      <w:lvlJc w:val="left"/>
+      <w:pPr>
+        <w:tabs>
+          <w:tab w:val="num" w:pos="5040"/>
+        </w:tabs>
+        <w:ind w:left="5040" w:hanging="360"/>
+      </w:pPr>
+      <w:rPr>
+        <w:rFonts w:ascii="Wingdings" w:hAnsi="Wingdings" w:hint="default"/>
+        <w:sz w:val="20"/>
+      </w:rPr>
+    </w:lvl>
+    <w:lvl w:ilvl="7" w:tentative="1">
+      <w:start w:val="1"/>
+      <w:numFmt w:val="bullet"/>
+      <w:lvlText w:val=""/>
+      <w:lvlJc w:val="left"/>
+      <w:pPr>
+        <w:tabs>
+          <w:tab w:val="num" w:pos="5760"/>
+        </w:tabs>
+        <w:ind w:left="5760" w:hanging="360"/>
+      </w:pPr>
+      <w:rPr>
+        <w:rFonts w:ascii="Wingdings" w:hAnsi="Wingdings" w:hint="default"/>
+        <w:sz w:val="20"/>
+      </w:rPr>
+    </w:lvl>
+    <w:lvl w:ilvl="8" w:tentative="1">
+      <w:start w:val="1"/>
+      <w:numFmt w:val="bullet"/>
+      <w:lvlText w:val=""/>
+      <w:lvlJc w:val="left"/>
+      <w:pPr>
+        <w:tabs>
+          <w:tab w:val="num" w:pos="6480"/>
+        </w:tabs>
+        <w:ind w:left="6480" w:hanging="360"/>
+      </w:pPr>
+      <w:rPr>
+        <w:rFonts w:ascii="Wingdings" w:hAnsi="Wingdings" w:hint="default"/>
+        <w:sz w:val="20"/>
+      </w:rPr>
+    </w:lvl>
+  </w:abstractNum>
   <w:num w:numId="1" w16cid:durableId="156775445">
-    <w:abstractNumId w:val="7"/>
+    <w:abstractNumId w:val="8"/>
   </w:num>
   <w:num w:numId="2" w16cid:durableId="607471495">
     <w:abstractNumId w:val="0"/>
@@ -3549,28 +6141,37 @@
     <w:abstractNumId w:val="2"/>
   </w:num>
   <w:num w:numId="4" w16cid:durableId="1395742781">
-    <w:abstractNumId w:val="8"/>
+    <w:abstractNumId w:val="10"/>
   </w:num>
   <w:num w:numId="5" w16cid:durableId="1260872863">
-    <w:abstractNumId w:val="4"/>
+    <w:abstractNumId w:val="5"/>
   </w:num>
   <w:num w:numId="6" w16cid:durableId="1675911628">
     <w:abstractNumId w:val="1"/>
   </w:num>
   <w:num w:numId="7" w16cid:durableId="49690828">
+    <w:abstractNumId w:val="7"/>
+  </w:num>
+  <w:num w:numId="8" w16cid:durableId="1131436488">
+    <w:abstractNumId w:val="4"/>
+  </w:num>
+  <w:num w:numId="9" w16cid:durableId="1137603720">
     <w:abstractNumId w:val="6"/>
   </w:num>
-  <w:num w:numId="8" w16cid:durableId="1131436488">
+  <w:num w:numId="10" w16cid:durableId="642199377">
+    <w:abstractNumId w:val="9"/>
+  </w:num>
+  <w:num w:numId="11" w16cid:durableId="418791980">
+    <w:abstractNumId w:val="11"/>
+  </w:num>
+  <w:num w:numId="12" w16cid:durableId="2049912722">
     <w:abstractNumId w:val="3"/>
-  </w:num>
-  <w:num w:numId="9" w16cid:durableId="1137603720">
-    <w:abstractNumId w:val="5"/>
   </w:num>
 </w:numbering>
 </file>
 
 <file path=word/styles.xml><?xml version="1.0" encoding="utf-8"?>
-<w:styles xmlns:mc="http://schemas.openxmlformats.org/markup-compatibility/2006" xmlns:r="http://schemas.openxmlformats.org/officeDocument/2006/relationships" xmlns:w="http://schemas.openxmlformats.org/wordprocessingml/2006/main" xmlns:w14="http://schemas.microsoft.com/office/word/2010/wordml" xmlns:w15="http://schemas.microsoft.com/office/word/2012/wordml" xmlns:w16cex="http://schemas.microsoft.com/office/word/2018/wordml/cex" xmlns:w16cid="http://schemas.microsoft.com/office/word/2016/wordml/cid" xmlns:w16="http://schemas.microsoft.com/office/word/2018/wordml" xmlns:w16du="http://schemas.microsoft.com/office/word/2023/wordml/word16du" xmlns:w16sdtdh="http://schemas.microsoft.com/office/word/2020/wordml/sdtdatahash" xmlns:w16sdtfl="http://schemas.microsoft.com/office/word/2024/wordml/sdtformatlock" xmlns:w16se="http://schemas.microsoft.com/office/word/2015/wordml/symex" mc:Ignorable="w14 w15 w16se w16cid w16 w16cex w16sdtdh w16sdtfl w16du">
+<w:styles xmlns:mc="http://schemas.openxmlformats.org/markup-compatibility/2006" xmlns:r="http://schemas.openxmlformats.org/officeDocument/2006/relationships" xmlns:w="http://schemas.openxmlformats.org/wordprocessingml/2006/main" xmlns:w14="http://schemas.microsoft.com/office/word/2010/wordml" xmlns:w15="http://schemas.microsoft.com/office/word/2012/wordml" xmlns:w16cex="http://schemas.microsoft.com/office/word/2018/wordml/cex" xmlns:w16cid="http://schemas.microsoft.com/office/word/2016/wordml/cid" xmlns:w16="http://schemas.microsoft.com/office/word/2018/wordml" xmlns:w16sdtdh="http://schemas.microsoft.com/office/word/2020/wordml/sdtdatahash" xmlns:w16se="http://schemas.microsoft.com/office/word/2015/wordml/symex" mc:Ignorable="w14 w15 w16se w16cid w16 w16cex w16sdtdh">
   <w:docDefaults>
     <w:rPrDefault>
       <w:rPr>
@@ -3964,7 +6565,7 @@
     <w:lsdException w:name="Unresolved Mention" w:semiHidden="1" w:unhideWhenUsed="1"/>
     <w:lsdException w:name="Smart Link" w:semiHidden="1" w:unhideWhenUsed="1"/>
   </w:latentStyles>
-  <w:style w:type="paragraph" w:default="1" w:styleId="Normal">
+  <w:style w:type="paragraph" w:default="1" w:styleId="a">
     <w:name w:val="Normal"/>
     <w:qFormat/>
     <w:rsid w:val="00D4386D"/>
@@ -3973,11 +6574,11 @@
       <w:sz w:val="28"/>
     </w:rPr>
   </w:style>
-  <w:style w:type="paragraph" w:styleId="Heading1">
+  <w:style w:type="paragraph" w:styleId="1">
     <w:name w:val="heading 1"/>
-    <w:basedOn w:val="Normal"/>
-    <w:next w:val="Normal"/>
-    <w:link w:val="Heading1Char"/>
+    <w:basedOn w:val="a"/>
+    <w:next w:val="a"/>
+    <w:link w:val="10"/>
     <w:autoRedefine/>
     <w:uiPriority w:val="9"/>
     <w:qFormat/>
@@ -3997,12 +6598,13 @@
       <w:szCs w:val="32"/>
     </w:rPr>
   </w:style>
-  <w:style w:type="character" w:default="1" w:styleId="DefaultParagraphFont">
+  <w:style w:type="character" w:default="1" w:styleId="a0">
     <w:name w:val="Default Paragraph Font"/>
     <w:uiPriority w:val="1"/>
+    <w:semiHidden/>
     <w:unhideWhenUsed/>
   </w:style>
-  <w:style w:type="table" w:default="1" w:styleId="TableNormal">
+  <w:style w:type="table" w:default="1" w:styleId="a1">
     <w:name w:val="Normal Table"/>
     <w:uiPriority w:val="99"/>
     <w:semiHidden/>
@@ -4017,16 +6619,16 @@
       </w:tblCellMar>
     </w:tblPr>
   </w:style>
-  <w:style w:type="numbering" w:default="1" w:styleId="NoList">
+  <w:style w:type="numbering" w:default="1" w:styleId="a2">
     <w:name w:val="No List"/>
     <w:uiPriority w:val="99"/>
     <w:semiHidden/>
     <w:unhideWhenUsed/>
   </w:style>
-  <w:style w:type="character" w:customStyle="1" w:styleId="Heading1Char">
-    <w:name w:val="Heading 1 Char"/>
-    <w:basedOn w:val="DefaultParagraphFont"/>
-    <w:link w:val="Heading1"/>
+  <w:style w:type="character" w:customStyle="1" w:styleId="10">
+    <w:name w:val="Заголовок 1 Знак"/>
+    <w:basedOn w:val="a0"/>
+    <w:link w:val="1"/>
     <w:uiPriority w:val="9"/>
     <w:rsid w:val="00496D6D"/>
     <w:rPr>
@@ -4038,11 +6640,11 @@
       <w:szCs w:val="32"/>
     </w:rPr>
   </w:style>
-  <w:style w:type="paragraph" w:styleId="Title">
+  <w:style w:type="paragraph" w:styleId="a3">
     <w:name w:val="Title"/>
-    <w:basedOn w:val="Normal"/>
-    <w:next w:val="Normal"/>
-    <w:link w:val="TitleChar"/>
+    <w:basedOn w:val="a"/>
+    <w:next w:val="a"/>
+    <w:link w:val="a4"/>
     <w:uiPriority w:val="10"/>
     <w:qFormat/>
     <w:rsid w:val="00496D6D"/>
@@ -4058,10 +6660,10 @@
       <w:szCs w:val="56"/>
     </w:rPr>
   </w:style>
-  <w:style w:type="character" w:customStyle="1" w:styleId="TitleChar">
-    <w:name w:val="Title Char"/>
-    <w:basedOn w:val="DefaultParagraphFont"/>
-    <w:link w:val="Title"/>
+  <w:style w:type="character" w:customStyle="1" w:styleId="a4">
+    <w:name w:val="Заголовок Знак"/>
+    <w:basedOn w:val="a0"/>
+    <w:link w:val="a3"/>
     <w:uiPriority w:val="10"/>
     <w:rsid w:val="00496D6D"/>
     <w:rPr>
@@ -4072,7 +6674,7 @@
       <w:szCs w:val="56"/>
     </w:rPr>
   </w:style>
-  <w:style w:type="paragraph" w:styleId="NoSpacing">
+  <w:style w:type="paragraph" w:styleId="a5">
     <w:name w:val="No Spacing"/>
     <w:uiPriority w:val="1"/>
     <w:qFormat/>
@@ -4081,9 +6683,9 @@
       <w:spacing w:after="0" w:line="240" w:lineRule="auto"/>
     </w:pPr>
   </w:style>
-  <w:style w:type="table" w:styleId="TableGrid">
+  <w:style w:type="table" w:styleId="a6">
     <w:name w:val="Table Grid"/>
-    <w:basedOn w:val="TableNormal"/>
+    <w:basedOn w:val="a1"/>
     <w:uiPriority w:val="39"/>
     <w:rsid w:val="00496D6D"/>
     <w:pPr>
@@ -4100,9 +6702,9 @@
       </w:tblBorders>
     </w:tblPr>
   </w:style>
-  <w:style w:type="paragraph" w:styleId="ListParagraph">
+  <w:style w:type="paragraph" w:styleId="a7">
     <w:name w:val="List Paragraph"/>
-    <w:basedOn w:val="Normal"/>
+    <w:basedOn w:val="a"/>
     <w:uiPriority w:val="34"/>
     <w:qFormat/>
     <w:rsid w:val="009978AE"/>
@@ -4111,10 +6713,10 @@
       <w:contextualSpacing/>
     </w:pPr>
   </w:style>
-  <w:style w:type="paragraph" w:styleId="Caption">
+  <w:style w:type="paragraph" w:styleId="a8">
     <w:name w:val="caption"/>
-    <w:basedOn w:val="Normal"/>
-    <w:next w:val="Normal"/>
+    <w:basedOn w:val="a"/>
+    <w:next w:val="a"/>
     <w:uiPriority w:val="35"/>
     <w:unhideWhenUsed/>
     <w:qFormat/>
@@ -4130,9 +6732,9 @@
       <w:szCs w:val="18"/>
     </w:rPr>
   </w:style>
-  <w:style w:type="character" w:styleId="PlaceholderText">
+  <w:style w:type="character" w:styleId="a9">
     <w:name w:val="Placeholder Text"/>
-    <w:basedOn w:val="DefaultParagraphFont"/>
+    <w:basedOn w:val="a0"/>
     <w:uiPriority w:val="99"/>
     <w:semiHidden/>
     <w:rsid w:val="009F08CD"/>
@@ -4140,9 +6742,9 @@
       <w:color w:val="808080"/>
     </w:rPr>
   </w:style>
-  <w:style w:type="character" w:styleId="Hyperlink">
+  <w:style w:type="character" w:styleId="aa">
     <w:name w:val="Hyperlink"/>
-    <w:basedOn w:val="DefaultParagraphFont"/>
+    <w:basedOn w:val="a0"/>
     <w:uiPriority w:val="99"/>
     <w:unhideWhenUsed/>
     <w:rsid w:val="002656B0"/>
@@ -4151,9 +6753,9 @@
       <w:u w:val="single"/>
     </w:rPr>
   </w:style>
-  <w:style w:type="character" w:styleId="UnresolvedMention">
+  <w:style w:type="character" w:styleId="ab">
     <w:name w:val="Unresolved Mention"/>
-    <w:basedOn w:val="DefaultParagraphFont"/>
+    <w:basedOn w:val="a0"/>
     <w:uiPriority w:val="99"/>
     <w:semiHidden/>
     <w:unhideWhenUsed/>
